--- a/Backend/Director_Disclosure/Output_Disclosures/2024-25/EMPEZAR_ROADLINES_PRIVATE_LIMITED/MBP-1/MBP1_DIVIJ_ANIL_TANEJA_01801913.docx
+++ b/Backend/Director_Disclosure/Output_Disclosures/2024-25/EMPEZAR_ROADLINES_PRIVATE_LIMITED/MBP-1/MBP1_DIVIJ_ANIL_TANEJA_01801913.docx
@@ -93,257 +93,17 @@
     </w:p>
     <w:p>
       <w:pPr>
-        <w:spacing w:before="0" w:after="0"/>
-        <w:jc w:val="left"/>
-      </w:pPr>
-      <w:r>
-        <w:rPr>
-          <w:rFonts w:ascii="Adani" w:hAnsi="Adani"/>
-          <w:b w:val="0"/>
-          <w:sz w:val="20"/>
-          <w:u w:val="none"/>
-        </w:rPr>
-        <w:t>ADANI NYK AUTO LOGISTICS SOLUTIONS PRIVATE LIMITED</w:t>
-      </w:r>
-    </w:p>
-    <w:p>
-      <w:pPr>
-        <w:spacing w:before="0" w:after="0"/>
-        <w:jc w:val="left"/>
-      </w:pPr>
-      <w:r>
-        <w:rPr>
-          <w:rFonts w:ascii="Adani" w:hAnsi="Adani"/>
-          <w:b w:val="0"/>
-          <w:sz w:val="20"/>
-          <w:u w:val="none"/>
-        </w:rPr>
-        <w:t>SHANKHESHWAR BUILDWELL LIMITED</w:t>
-      </w:r>
-    </w:p>
-    <w:p>
-      <w:pPr>
-        <w:spacing w:before="0" w:after="0"/>
-        <w:jc w:val="left"/>
-      </w:pPr>
-      <w:r>
-        <w:rPr>
-          <w:rFonts w:ascii="Adani" w:hAnsi="Adani"/>
-          <w:b w:val="0"/>
-          <w:sz w:val="20"/>
-          <w:u w:val="none"/>
-        </w:rPr>
-        <w:t>ADANI PORTS TECHNOLOGIES PRIVATE LIMITED</w:t>
-      </w:r>
-    </w:p>
-    <w:p>
-      <w:pPr>
-        <w:spacing w:before="0" w:after="0"/>
-        <w:jc w:val="left"/>
-      </w:pPr>
-      <w:r>
-        <w:rPr>
-          <w:rFonts w:ascii="Adani" w:hAnsi="Adani"/>
-          <w:b w:val="0"/>
-          <w:sz w:val="20"/>
-          <w:u w:val="none"/>
-        </w:rPr>
-        <w:t>VERACITY SUPPLY CHAIN LIMITED</w:t>
-      </w:r>
-    </w:p>
-    <w:p>
-      <w:pPr>
-        <w:spacing w:before="0" w:after="0"/>
-        <w:jc w:val="left"/>
-      </w:pPr>
-      <w:r>
-        <w:rPr>
-          <w:rFonts w:ascii="Adani" w:hAnsi="Adani"/>
-          <w:b w:val="0"/>
-          <w:sz w:val="20"/>
-          <w:u w:val="none"/>
-        </w:rPr>
-        <w:t>ADANI LOGISTICS LIMITED</w:t>
-      </w:r>
-    </w:p>
-    <w:p>
-      <w:pPr>
-        <w:spacing w:before="0" w:after="0"/>
-        <w:jc w:val="left"/>
-      </w:pPr>
-      <w:r>
-        <w:rPr>
-          <w:rFonts w:ascii="Adani" w:hAnsi="Adani"/>
-          <w:b w:val="0"/>
-          <w:sz w:val="20"/>
-          <w:u w:val="none"/>
-        </w:rPr>
-        <w:t>EMPEZAR DIGITAL PRIVATE LIMITED</w:t>
-      </w:r>
-    </w:p>
-    <w:p>
-      <w:pPr>
-        <w:spacing w:before="0" w:after="0"/>
-        <w:jc w:val="left"/>
-      </w:pPr>
-      <w:r>
-        <w:rPr>
-          <w:rFonts w:ascii="Adani" w:hAnsi="Adani"/>
-          <w:b w:val="0"/>
-          <w:sz w:val="20"/>
-          <w:u w:val="none"/>
-        </w:rPr>
-        <w:t>EZR TECHNOLOGIES PRIVATE LIMITED</w:t>
-      </w:r>
-    </w:p>
-    <w:p>
-      <w:pPr>
-        <w:spacing w:before="0" w:after="0"/>
-        <w:jc w:val="left"/>
-      </w:pPr>
-      <w:r>
-        <w:rPr>
-          <w:rFonts w:ascii="Adani" w:hAnsi="Adani"/>
-          <w:b w:val="0"/>
-          <w:sz w:val="20"/>
-          <w:u w:val="none"/>
-        </w:rPr>
-        <w:t>EMPEZAR FOUNDATION</w:t>
-      </w:r>
-    </w:p>
-    <w:p>
-      <w:pPr>
-        <w:spacing w:before="0" w:after="0"/>
-        <w:jc w:val="left"/>
-      </w:pPr>
-      <w:r>
-        <w:rPr>
-          <w:rFonts w:ascii="Adani" w:hAnsi="Adani"/>
-          <w:b w:val="0"/>
-          <w:sz w:val="20"/>
-          <w:u w:val="none"/>
-        </w:rPr>
-        <w:t>ETIME GLOBAL WAREHOUSING PRIVATE LIMITED</w:t>
-      </w:r>
-    </w:p>
-    <w:p>
-      <w:pPr>
-        <w:spacing w:before="0" w:after="0"/>
-        <w:jc w:val="left"/>
-      </w:pPr>
-      <w:r>
-        <w:rPr>
-          <w:rFonts w:ascii="Adani" w:hAnsi="Adani"/>
-          <w:b w:val="0"/>
-          <w:sz w:val="20"/>
-          <w:u w:val="none"/>
-        </w:rPr>
-        <w:t>ZINDIA PRIVATE LIMITED</w:t>
-      </w:r>
-    </w:p>
-    <w:p>
-      <w:pPr>
-        <w:spacing w:before="0" w:after="0"/>
-        <w:jc w:val="left"/>
-      </w:pPr>
-      <w:r>
-        <w:rPr>
-          <w:rFonts w:ascii="Adani" w:hAnsi="Adani"/>
-          <w:b w:val="0"/>
-          <w:sz w:val="20"/>
-          <w:u w:val="none"/>
-        </w:rPr>
-        <w:t>EMPEZAR SOFTWARE LABS PRIVATE LIMITED</w:t>
-      </w:r>
-    </w:p>
-    <w:p>
-      <w:pPr>
-        <w:spacing w:before="0" w:after="0"/>
-        <w:jc w:val="left"/>
-      </w:pPr>
-      <w:r>
-        <w:rPr>
-          <w:rFonts w:ascii="Adani" w:hAnsi="Adani"/>
-          <w:b w:val="0"/>
-          <w:sz w:val="20"/>
-          <w:u w:val="none"/>
-        </w:rPr>
-        <w:t>EMPEZAR ROADLINES PRIVATE LIMITED</w:t>
-      </w:r>
-    </w:p>
-    <w:p>
-      <w:pPr>
-        <w:spacing w:before="0" w:after="0"/>
-        <w:jc w:val="left"/>
-      </w:pPr>
-      <w:r>
-        <w:rPr>
-          <w:rFonts w:ascii="Adani" w:hAnsi="Adani"/>
-          <w:b w:val="0"/>
-          <w:sz w:val="20"/>
-          <w:u w:val="none"/>
-        </w:rPr>
-        <w:t>EMPEZAR CONSULTING PRIVATE LIMITED</w:t>
-      </w:r>
-    </w:p>
-    <w:p>
-      <w:pPr>
-        <w:spacing w:before="0" w:after="0"/>
-        <w:jc w:val="left"/>
-      </w:pPr>
-      <w:r>
-        <w:rPr>
-          <w:rFonts w:ascii="Adani" w:hAnsi="Adani"/>
-          <w:b w:val="0"/>
-          <w:sz w:val="20"/>
-          <w:u w:val="none"/>
-        </w:rPr>
-        <w:t>EMPEZAR INTERNATIONAL PRIVATE LIMITED</w:t>
-      </w:r>
-    </w:p>
-    <w:p>
-      <w:pPr>
-        <w:spacing w:before="0" w:after="0"/>
-        <w:jc w:val="left"/>
-      </w:pPr>
-      <w:r>
-        <w:rPr>
-          <w:rFonts w:ascii="Adani" w:hAnsi="Adani"/>
-          <w:b w:val="0"/>
-          <w:sz w:val="20"/>
-          <w:u w:val="none"/>
-        </w:rPr>
-        <w:t>EMPEZAR LOGISTICS PRIVATE LIMITED</w:t>
-      </w:r>
-    </w:p>
-    <w:p>
-      <w:pPr>
-        <w:spacing w:before="0" w:after="0"/>
-        <w:jc w:val="left"/>
-      </w:pPr>
-      <w:r>
-        <w:rPr>
-          <w:rFonts w:ascii="Adani" w:hAnsi="Adani"/>
-          <w:b w:val="0"/>
-          <w:sz w:val="20"/>
-          <w:u w:val="none"/>
-        </w:rPr>
-        <w:t>ELEANOR SHIPPING PRIVATE LIMITED</w:t>
-      </w:r>
-    </w:p>
-    <w:p>
-      <w:pPr>
         <w:spacing w:before="0" w:after="160"/>
         <w:jc w:val="left"/>
       </w:pPr>
       <w:r>
         <w:rPr>
           <w:rFonts w:ascii="Adani" w:hAnsi="Adani"/>
-          <w:b w:val="0"/>
+          <w:b/>
           <w:sz w:val="20"/>
           <w:u w:val="none"/>
         </w:rPr>
-        <w:t>EMPEZAR CLEARING AGENCY PRIVATE LIMITED</w:t>
+        <w:t>EMPEZAR ROADLINES PRIVATE LIMITED</w:t>
       </w:r>
     </w:p>
     <w:p>
@@ -1055,148 +815,6 @@
                 <w:sz w:val="18"/>
                 <w:u w:val="none"/>
               </w:rPr>
-              <w:t>VERACITY SUPPLY CHAIN LIMITED</w:t>
-            </w:r>
-          </w:p>
-        </w:tc>
-        <w:tc>
-          <w:tcPr>
-            <w:tcW w:type="dxa" w:w="1814"/>
-            <w:shd w:val="clear" w:color="auto" w:fill="FFFFFF"/>
-            <w:tcBorders>
-              <w:top w:val="single" w:sz="4" w:space="0" w:color="000000"/>
-              <w:left w:val="single" w:sz="4" w:space="0" w:color="000000"/>
-              <w:bottom w:val="single" w:sz="4" w:space="0" w:color="000000"/>
-              <w:right w:val="single" w:sz="4" w:space="0" w:color="000000"/>
-            </w:tcBorders>
-            <w:vAlign w:val="center"/>
-          </w:tcPr>
-          <w:p>
-            <w:pPr>
-              <w:spacing w:before="40" w:after="40"/>
-              <w:jc w:val="left"/>
-            </w:pPr>
-            <w:r>
-              <w:rPr>
-                <w:rFonts w:ascii="Adani" w:hAnsi="Adani"/>
-                <w:b w:val="0"/>
-                <w:sz w:val="18"/>
-                <w:u w:val="none"/>
-              </w:rPr>
-              <w:t>Additional Director</w:t>
-            </w:r>
-          </w:p>
-        </w:tc>
-        <w:tc>
-          <w:tcPr>
-            <w:tcW w:type="dxa" w:w="1020"/>
-            <w:shd w:val="clear" w:color="auto" w:fill="FFFFFF"/>
-            <w:tcBorders>
-              <w:top w:val="single" w:sz="4" w:space="0" w:color="000000"/>
-              <w:left w:val="single" w:sz="4" w:space="0" w:color="000000"/>
-              <w:bottom w:val="single" w:sz="4" w:space="0" w:color="000000"/>
-              <w:right w:val="single" w:sz="4" w:space="0" w:color="000000"/>
-            </w:tcBorders>
-            <w:vAlign w:val="center"/>
-          </w:tcPr>
-          <w:p>
-            <w:pPr>
-              <w:spacing w:before="40" w:after="40"/>
-              <w:jc w:val="left"/>
-            </w:pPr>
-            <w:r>
-              <w:rPr>
-                <w:rFonts w:ascii="Adani" w:hAnsi="Adani"/>
-                <w:b w:val="0"/>
-                <w:sz w:val="18"/>
-                <w:u w:val="none"/>
-              </w:rPr>
-              <w:t>NIL</w:t>
-            </w:r>
-          </w:p>
-        </w:tc>
-        <w:tc>
-          <w:tcPr>
-            <w:tcW w:type="dxa" w:w="1247"/>
-            <w:shd w:val="clear" w:color="auto" w:fill="FFFFFF"/>
-            <w:tcBorders>
-              <w:top w:val="single" w:sz="4" w:space="0" w:color="000000"/>
-              <w:left w:val="single" w:sz="4" w:space="0" w:color="000000"/>
-              <w:bottom w:val="single" w:sz="4" w:space="0" w:color="000000"/>
-              <w:right w:val="single" w:sz="4" w:space="0" w:color="000000"/>
-            </w:tcBorders>
-            <w:vAlign w:val="center"/>
-          </w:tcPr>
-          <w:p>
-            <w:pPr>
-              <w:spacing w:before="40" w:after="40"/>
-              <w:jc w:val="left"/>
-            </w:pPr>
-            <w:r>
-              <w:rPr>
-                <w:rFonts w:ascii="Adani" w:hAnsi="Adani"/>
-                <w:b w:val="0"/>
-                <w:sz w:val="18"/>
-                <w:u w:val="none"/>
-              </w:rPr>
-              <w:t>22/07/2024</w:t>
-            </w:r>
-          </w:p>
-        </w:tc>
-      </w:tr>
-      <w:tr>
-        <w:tc>
-          <w:tcPr>
-            <w:tcW w:type="dxa" w:w="680"/>
-            <w:shd w:val="clear" w:color="auto" w:fill="FFFFFF"/>
-            <w:tcBorders>
-              <w:top w:val="single" w:sz="4" w:space="0" w:color="000000"/>
-              <w:left w:val="single" w:sz="4" w:space="0" w:color="000000"/>
-              <w:bottom w:val="single" w:sz="4" w:space="0" w:color="000000"/>
-              <w:right w:val="single" w:sz="4" w:space="0" w:color="000000"/>
-            </w:tcBorders>
-            <w:vAlign w:val="center"/>
-          </w:tcPr>
-          <w:p>
-            <w:pPr>
-              <w:spacing w:before="40" w:after="40"/>
-              <w:jc w:val="left"/>
-            </w:pPr>
-            <w:r>
-              <w:rPr>
-                <w:rFonts w:ascii="Adani" w:hAnsi="Adani"/>
-                <w:b w:val="0"/>
-                <w:sz w:val="18"/>
-                <w:u w:val="none"/>
-              </w:rPr>
-              <w:t>5</w:t>
-            </w:r>
-          </w:p>
-        </w:tc>
-        <w:tc>
-          <w:tcPr>
-            <w:tcW w:type="dxa" w:w="3969"/>
-            <w:shd w:val="clear" w:color="auto" w:fill="FFFFFF"/>
-            <w:tcBorders>
-              <w:top w:val="single" w:sz="4" w:space="0" w:color="000000"/>
-              <w:left w:val="single" w:sz="4" w:space="0" w:color="000000"/>
-              <w:bottom w:val="single" w:sz="4" w:space="0" w:color="000000"/>
-              <w:right w:val="single" w:sz="4" w:space="0" w:color="000000"/>
-            </w:tcBorders>
-            <w:vAlign w:val="center"/>
-          </w:tcPr>
-          <w:p>
-            <w:pPr>
-              <w:spacing w:before="40" w:after="40"/>
-              <w:jc w:val="left"/>
-            </w:pPr>
-            <w:r>
-              <w:rPr>
-                <w:rFonts w:ascii="Adani" w:hAnsi="Adani"/>
-                <w:b w:val="0"/>
-                <w:sz w:val="18"/>
-                <w:u w:val="none"/>
-              </w:rPr>
               <w:t>ADANI LOGISTICS LIMITED</w:t>
             </w:r>
           </w:p>
@@ -1311,7 +929,7 @@
                 <w:sz w:val="18"/>
                 <w:u w:val="none"/>
               </w:rPr>
-              <w:t>6</w:t>
+              <w:t>5</w:t>
             </w:r>
           </w:p>
         </w:tc>
@@ -1453,7 +1071,7 @@
                 <w:sz w:val="18"/>
                 <w:u w:val="none"/>
               </w:rPr>
-              <w:t>7</w:t>
+              <w:t>6</w:t>
             </w:r>
           </w:p>
         </w:tc>
@@ -1595,7 +1213,7 @@
                 <w:sz w:val="18"/>
                 <w:u w:val="none"/>
               </w:rPr>
-              <w:t>8</w:t>
+              <w:t>7</w:t>
             </w:r>
           </w:p>
         </w:tc>
@@ -1737,7 +1355,7 @@
                 <w:sz w:val="18"/>
                 <w:u w:val="none"/>
               </w:rPr>
-              <w:t>9</w:t>
+              <w:t>8</w:t>
             </w:r>
           </w:p>
         </w:tc>
@@ -1879,7 +1497,7 @@
                 <w:sz w:val="18"/>
                 <w:u w:val="none"/>
               </w:rPr>
-              <w:t>10</w:t>
+              <w:t>9</w:t>
             </w:r>
           </w:p>
         </w:tc>
@@ -1907,7 +1525,7 @@
                 <w:sz w:val="18"/>
                 <w:u w:val="none"/>
               </w:rPr>
-              <w:t>ZINDIA PRIVATE LIMITED</w:t>
+              <w:t>ELEANOR MANUFACTURING PRIVATE LIMITED</w:t>
             </w:r>
           </w:p>
         </w:tc>
@@ -1991,7 +1609,149 @@
                 <w:sz w:val="18"/>
                 <w:u w:val="none"/>
               </w:rPr>
-              <w:t>10/08/2020</w:t>
+              <w:t>02/01/2020</w:t>
+            </w:r>
+          </w:p>
+        </w:tc>
+      </w:tr>
+      <w:tr>
+        <w:tc>
+          <w:tcPr>
+            <w:tcW w:type="dxa" w:w="680"/>
+            <w:shd w:val="clear" w:color="auto" w:fill="FFFFFF"/>
+            <w:tcBorders>
+              <w:top w:val="single" w:sz="4" w:space="0" w:color="000000"/>
+              <w:left w:val="single" w:sz="4" w:space="0" w:color="000000"/>
+              <w:bottom w:val="single" w:sz="4" w:space="0" w:color="000000"/>
+              <w:right w:val="single" w:sz="4" w:space="0" w:color="000000"/>
+            </w:tcBorders>
+            <w:vAlign w:val="center"/>
+          </w:tcPr>
+          <w:p>
+            <w:pPr>
+              <w:spacing w:before="40" w:after="40"/>
+              <w:jc w:val="left"/>
+            </w:pPr>
+            <w:r>
+              <w:rPr>
+                <w:rFonts w:ascii="Adani" w:hAnsi="Adani"/>
+                <w:b w:val="0"/>
+                <w:sz w:val="18"/>
+                <w:u w:val="none"/>
+              </w:rPr>
+              <w:t>10</w:t>
+            </w:r>
+          </w:p>
+        </w:tc>
+        <w:tc>
+          <w:tcPr>
+            <w:tcW w:type="dxa" w:w="3969"/>
+            <w:shd w:val="clear" w:color="auto" w:fill="FFFFFF"/>
+            <w:tcBorders>
+              <w:top w:val="single" w:sz="4" w:space="0" w:color="000000"/>
+              <w:left w:val="single" w:sz="4" w:space="0" w:color="000000"/>
+              <w:bottom w:val="single" w:sz="4" w:space="0" w:color="000000"/>
+              <w:right w:val="single" w:sz="4" w:space="0" w:color="000000"/>
+            </w:tcBorders>
+            <w:vAlign w:val="center"/>
+          </w:tcPr>
+          <w:p>
+            <w:pPr>
+              <w:spacing w:before="40" w:after="40"/>
+              <w:jc w:val="left"/>
+            </w:pPr>
+            <w:r>
+              <w:rPr>
+                <w:rFonts w:ascii="Adani" w:hAnsi="Adani"/>
+                <w:b w:val="0"/>
+                <w:sz w:val="18"/>
+                <w:u w:val="none"/>
+              </w:rPr>
+              <w:t>ELEANOR TRADELINKS PRIVATE LIMITED</w:t>
+            </w:r>
+          </w:p>
+        </w:tc>
+        <w:tc>
+          <w:tcPr>
+            <w:tcW w:type="dxa" w:w="1814"/>
+            <w:shd w:val="clear" w:color="auto" w:fill="FFFFFF"/>
+            <w:tcBorders>
+              <w:top w:val="single" w:sz="4" w:space="0" w:color="000000"/>
+              <w:left w:val="single" w:sz="4" w:space="0" w:color="000000"/>
+              <w:bottom w:val="single" w:sz="4" w:space="0" w:color="000000"/>
+              <w:right w:val="single" w:sz="4" w:space="0" w:color="000000"/>
+            </w:tcBorders>
+            <w:vAlign w:val="center"/>
+          </w:tcPr>
+          <w:p>
+            <w:pPr>
+              <w:spacing w:before="40" w:after="40"/>
+              <w:jc w:val="left"/>
+            </w:pPr>
+            <w:r>
+              <w:rPr>
+                <w:rFonts w:ascii="Adani" w:hAnsi="Adani"/>
+                <w:b w:val="0"/>
+                <w:sz w:val="18"/>
+                <w:u w:val="none"/>
+              </w:rPr>
+              <w:t>Director</w:t>
+            </w:r>
+          </w:p>
+        </w:tc>
+        <w:tc>
+          <w:tcPr>
+            <w:tcW w:type="dxa" w:w="1020"/>
+            <w:shd w:val="clear" w:color="auto" w:fill="FFFFFF"/>
+            <w:tcBorders>
+              <w:top w:val="single" w:sz="4" w:space="0" w:color="000000"/>
+              <w:left w:val="single" w:sz="4" w:space="0" w:color="000000"/>
+              <w:bottom w:val="single" w:sz="4" w:space="0" w:color="000000"/>
+              <w:right w:val="single" w:sz="4" w:space="0" w:color="000000"/>
+            </w:tcBorders>
+            <w:vAlign w:val="center"/>
+          </w:tcPr>
+          <w:p>
+            <w:pPr>
+              <w:spacing w:before="40" w:after="40"/>
+              <w:jc w:val="left"/>
+            </w:pPr>
+            <w:r>
+              <w:rPr>
+                <w:rFonts w:ascii="Adani" w:hAnsi="Adani"/>
+                <w:b w:val="0"/>
+                <w:sz w:val="18"/>
+                <w:u w:val="none"/>
+              </w:rPr>
+              <w:t>NIL</w:t>
+            </w:r>
+          </w:p>
+        </w:tc>
+        <w:tc>
+          <w:tcPr>
+            <w:tcW w:type="dxa" w:w="1247"/>
+            <w:shd w:val="clear" w:color="auto" w:fill="FFFFFF"/>
+            <w:tcBorders>
+              <w:top w:val="single" w:sz="4" w:space="0" w:color="000000"/>
+              <w:left w:val="single" w:sz="4" w:space="0" w:color="000000"/>
+              <w:bottom w:val="single" w:sz="4" w:space="0" w:color="000000"/>
+              <w:right w:val="single" w:sz="4" w:space="0" w:color="000000"/>
+            </w:tcBorders>
+            <w:vAlign w:val="center"/>
+          </w:tcPr>
+          <w:p>
+            <w:pPr>
+              <w:spacing w:before="40" w:after="40"/>
+              <w:jc w:val="left"/>
+            </w:pPr>
+            <w:r>
+              <w:rPr>
+                <w:rFonts w:ascii="Adani" w:hAnsi="Adani"/>
+                <w:b w:val="0"/>
+                <w:sz w:val="18"/>
+                <w:u w:val="none"/>
+              </w:rPr>
+              <w:t>27/12/2019</w:t>
             </w:r>
           </w:p>
         </w:tc>
@@ -3222,7 +2982,7 @@
                 <w:sz w:val="18"/>
                 <w:u w:val="none"/>
               </w:rPr>
-              <w:t>Date:   07th May, 2026</w:t>
+              <w:t>Date:   15th May, 2026</w:t>
             </w:r>
           </w:p>
         </w:tc>
@@ -3488,174 +3248,441 @@
         <w:t>:</w:t>
       </w:r>
     </w:p>
-    <w:p>
-      <w:pPr>
-        <w:pStyle w:val="ListNumber"/>
-        <w:spacing w:before="0" w:after="40"/>
-        <w:ind w:left="720"/>
-      </w:pPr>
-      <w:r>
-        <w:rPr>
-          <w:rFonts w:ascii="Adani" w:hAnsi="Adani"/>
-          <w:b w:val="0"/>
-          <w:sz w:val="20"/>
-          <w:u w:val="none"/>
-        </w:rPr>
-        <w:t>Father</w:t>
-        <w:tab/>
-        <w:tab/>
-        <w:t>:</w:t>
-        <w:tab/>
-        <w:t>NIL</w:t>
-      </w:r>
-    </w:p>
-    <w:p>
-      <w:pPr>
-        <w:pStyle w:val="ListNumber"/>
-        <w:spacing w:before="0" w:after="40"/>
-        <w:ind w:left="720"/>
-      </w:pPr>
-      <w:r>
-        <w:rPr>
-          <w:rFonts w:ascii="Adani" w:hAnsi="Adani"/>
-          <w:b w:val="0"/>
-          <w:sz w:val="20"/>
-          <w:u w:val="none"/>
-        </w:rPr>
-        <w:t>Mother</w:t>
-        <w:tab/>
-        <w:tab/>
-        <w:t>:</w:t>
-        <w:tab/>
-        <w:t>NIL</w:t>
-      </w:r>
-    </w:p>
-    <w:p>
-      <w:pPr>
-        <w:pStyle w:val="ListNumber"/>
-        <w:spacing w:before="0" w:after="40"/>
-        <w:ind w:left="720"/>
-      </w:pPr>
-      <w:r>
-        <w:rPr>
-          <w:rFonts w:ascii="Adani" w:hAnsi="Adani"/>
-          <w:b w:val="0"/>
-          <w:sz w:val="20"/>
-          <w:u w:val="none"/>
-        </w:rPr>
-        <w:t>Son</w:t>
-        <w:tab/>
-        <w:tab/>
-        <w:t>:</w:t>
-        <w:tab/>
-        <w:t>NIL</w:t>
-      </w:r>
-    </w:p>
-    <w:p>
-      <w:pPr>
-        <w:pStyle w:val="ListNumber"/>
-        <w:spacing w:before="0" w:after="40"/>
-        <w:ind w:left="720"/>
-      </w:pPr>
-      <w:r>
-        <w:rPr>
-          <w:rFonts w:ascii="Adani" w:hAnsi="Adani"/>
-          <w:b w:val="0"/>
-          <w:sz w:val="20"/>
-          <w:u w:val="none"/>
-        </w:rPr>
-        <w:t>Son's Wife</w:t>
-        <w:tab/>
-        <w:tab/>
-        <w:t>:</w:t>
-        <w:tab/>
-        <w:t>NIL</w:t>
-      </w:r>
-    </w:p>
-    <w:p>
-      <w:pPr>
-        <w:pStyle w:val="ListNumber"/>
-        <w:spacing w:before="0" w:after="40"/>
-        <w:ind w:left="720"/>
-      </w:pPr>
-      <w:r>
-        <w:rPr>
-          <w:rFonts w:ascii="Adani" w:hAnsi="Adani"/>
-          <w:b w:val="0"/>
-          <w:sz w:val="20"/>
-          <w:u w:val="none"/>
-        </w:rPr>
-        <w:t>Daughter</w:t>
-        <w:tab/>
-        <w:tab/>
-        <w:t>:</w:t>
-        <w:tab/>
-        <w:t>NIL</w:t>
-      </w:r>
-    </w:p>
-    <w:p>
-      <w:pPr>
-        <w:pStyle w:val="ListNumber"/>
-        <w:spacing w:before="0" w:after="40"/>
-        <w:ind w:left="720"/>
-      </w:pPr>
-      <w:r>
-        <w:rPr>
-          <w:rFonts w:ascii="Adani" w:hAnsi="Adani"/>
-          <w:b w:val="0"/>
-          <w:sz w:val="20"/>
-          <w:u w:val="none"/>
-        </w:rPr>
-        <w:t>Daughter's Husband</w:t>
-        <w:tab/>
-        <w:tab/>
-        <w:t>:</w:t>
-        <w:tab/>
-        <w:t>NIL</w:t>
-      </w:r>
-    </w:p>
-    <w:p>
-      <w:pPr>
-        <w:pStyle w:val="ListNumber"/>
-        <w:spacing w:before="0" w:after="40"/>
-        <w:ind w:left="720"/>
-      </w:pPr>
-      <w:r>
-        <w:rPr>
-          <w:rFonts w:ascii="Adani" w:hAnsi="Adani"/>
-          <w:b w:val="0"/>
-          <w:sz w:val="20"/>
-          <w:u w:val="none"/>
-        </w:rPr>
-        <w:t>Brother</w:t>
-        <w:tab/>
-        <w:tab/>
-        <w:t>:</w:t>
-        <w:tab/>
-        <w:t>NIL</w:t>
-      </w:r>
-    </w:p>
-    <w:p>
-      <w:pPr>
-        <w:pStyle w:val="ListNumber"/>
-        <w:spacing w:before="0" w:after="40"/>
-        <w:ind w:left="720"/>
-      </w:pPr>
-      <w:r>
-        <w:rPr>
-          <w:rFonts w:ascii="Adani" w:hAnsi="Adani"/>
-          <w:b w:val="0"/>
-          <w:sz w:val="20"/>
-          <w:u w:val="none"/>
-        </w:rPr>
-        <w:t>Sister</w:t>
-        <w:tab/>
-        <w:tab/>
-        <w:t>:</w:t>
-        <w:tab/>
-        <w:t>NIL</w:t>
-      </w:r>
-    </w:p>
+    <w:tbl>
+      <w:tblPr>
+        <w:tblW w:type="auto" w:w="0"/>
+        <w:jc w:val="left"/>
+        <w:tblLook w:firstColumn="1" w:firstRow="1" w:lastColumn="0" w:lastRow="0" w:noHBand="0" w:noVBand="1" w:val="04A0"/>
+      </w:tblPr>
+      <w:tblGrid>
+        <w:gridCol w:w="4536"/>
+        <w:gridCol w:w="4536"/>
+      </w:tblGrid>
+      <w:tr>
+        <w:tc>
+          <w:tcPr>
+            <w:tcW w:type="dxa" w:w="4536"/>
+            <w:tcBorders>
+              <w:top w:val="none"/>
+              <w:bottom w:val="none"/>
+              <w:left w:val="none"/>
+              <w:right w:val="none"/>
+            </w:tcBorders>
+          </w:tcPr>
+          <w:p>
+            <w:pPr>
+              <w:ind w:left="720"/>
+            </w:pPr>
+            <w:r>
+              <w:rPr>
+                <w:rFonts w:ascii="Adani" w:hAnsi="Adani"/>
+                <w:b w:val="0"/>
+                <w:sz w:val="20"/>
+                <w:u w:val="none"/>
+              </w:rPr>
+              <w:t>1.</w:t>
+              <w:tab/>
+              <w:t>Father</w:t>
+              <w:tab/>
+              <w:t>:</w:t>
+            </w:r>
+          </w:p>
+        </w:tc>
+        <w:tc>
+          <w:tcPr>
+            <w:tcW w:type="dxa" w:w="4536"/>
+            <w:tcBorders>
+              <w:top w:val="none"/>
+              <w:bottom w:val="none"/>
+              <w:left w:val="none"/>
+              <w:right w:val="none"/>
+            </w:tcBorders>
+          </w:tcPr>
+          <w:p>
+            <w:r>
+              <w:rPr>
+                <w:rFonts w:ascii="Adani" w:hAnsi="Adani"/>
+                <w:b w:val="0"/>
+                <w:sz w:val="20"/>
+                <w:u w:val="none"/>
+              </w:rPr>
+              <w:t>NIL</w:t>
+            </w:r>
+          </w:p>
+        </w:tc>
+      </w:tr>
+      <w:tr>
+        <w:tc>
+          <w:tcPr>
+            <w:tcW w:type="dxa" w:w="4536"/>
+            <w:tcBorders>
+              <w:top w:val="none"/>
+              <w:bottom w:val="none"/>
+              <w:left w:val="none"/>
+              <w:right w:val="none"/>
+            </w:tcBorders>
+          </w:tcPr>
+          <w:p>
+            <w:pPr>
+              <w:ind w:left="720"/>
+            </w:pPr>
+            <w:r>
+              <w:rPr>
+                <w:rFonts w:ascii="Adani" w:hAnsi="Adani"/>
+                <w:b w:val="0"/>
+                <w:sz w:val="20"/>
+                <w:u w:val="none"/>
+              </w:rPr>
+              <w:t>2.</w:t>
+              <w:tab/>
+              <w:t>Mother</w:t>
+              <w:tab/>
+              <w:t>:</w:t>
+            </w:r>
+          </w:p>
+        </w:tc>
+        <w:tc>
+          <w:tcPr>
+            <w:tcW w:type="dxa" w:w="4536"/>
+            <w:tcBorders>
+              <w:top w:val="none"/>
+              <w:bottom w:val="none"/>
+              <w:left w:val="none"/>
+              <w:right w:val="none"/>
+            </w:tcBorders>
+          </w:tcPr>
+          <w:p>
+            <w:r>
+              <w:rPr>
+                <w:rFonts w:ascii="Adani" w:hAnsi="Adani"/>
+                <w:b w:val="0"/>
+                <w:sz w:val="20"/>
+                <w:u w:val="none"/>
+              </w:rPr>
+              <w:t>NIL</w:t>
+            </w:r>
+          </w:p>
+        </w:tc>
+      </w:tr>
+      <w:tr>
+        <w:tc>
+          <w:tcPr>
+            <w:tcW w:type="dxa" w:w="4536"/>
+            <w:tcBorders>
+              <w:top w:val="none"/>
+              <w:bottom w:val="none"/>
+              <w:left w:val="none"/>
+              <w:right w:val="none"/>
+            </w:tcBorders>
+          </w:tcPr>
+          <w:p>
+            <w:pPr>
+              <w:ind w:left="720"/>
+            </w:pPr>
+            <w:r>
+              <w:rPr>
+                <w:rFonts w:ascii="Adani" w:hAnsi="Adani"/>
+                <w:b w:val="0"/>
+                <w:sz w:val="20"/>
+                <w:u w:val="none"/>
+              </w:rPr>
+              <w:t>3.</w:t>
+              <w:tab/>
+              <w:t>Son</w:t>
+              <w:tab/>
+              <w:t>:</w:t>
+            </w:r>
+          </w:p>
+        </w:tc>
+        <w:tc>
+          <w:tcPr>
+            <w:tcW w:type="dxa" w:w="4536"/>
+            <w:tcBorders>
+              <w:top w:val="none"/>
+              <w:bottom w:val="none"/>
+              <w:left w:val="none"/>
+              <w:right w:val="none"/>
+            </w:tcBorders>
+          </w:tcPr>
+          <w:p>
+            <w:r>
+              <w:rPr>
+                <w:rFonts w:ascii="Adani" w:hAnsi="Adani"/>
+                <w:b w:val="0"/>
+                <w:sz w:val="20"/>
+                <w:u w:val="none"/>
+              </w:rPr>
+              <w:t>NIL</w:t>
+            </w:r>
+          </w:p>
+        </w:tc>
+      </w:tr>
+      <w:tr>
+        <w:tc>
+          <w:tcPr>
+            <w:tcW w:type="dxa" w:w="4536"/>
+            <w:tcBorders>
+              <w:top w:val="none"/>
+              <w:bottom w:val="none"/>
+              <w:left w:val="none"/>
+              <w:right w:val="none"/>
+            </w:tcBorders>
+          </w:tcPr>
+          <w:p>
+            <w:pPr>
+              <w:ind w:left="720"/>
+            </w:pPr>
+            <w:r>
+              <w:rPr>
+                <w:rFonts w:ascii="Adani" w:hAnsi="Adani"/>
+                <w:b w:val="0"/>
+                <w:sz w:val="20"/>
+                <w:u w:val="none"/>
+              </w:rPr>
+              <w:t>4.</w:t>
+              <w:tab/>
+              <w:t>Son's Wife</w:t>
+              <w:tab/>
+              <w:t>:</w:t>
+            </w:r>
+          </w:p>
+        </w:tc>
+        <w:tc>
+          <w:tcPr>
+            <w:tcW w:type="dxa" w:w="4536"/>
+            <w:tcBorders>
+              <w:top w:val="none"/>
+              <w:bottom w:val="none"/>
+              <w:left w:val="none"/>
+              <w:right w:val="none"/>
+            </w:tcBorders>
+          </w:tcPr>
+          <w:p>
+            <w:r>
+              <w:rPr>
+                <w:rFonts w:ascii="Adani" w:hAnsi="Adani"/>
+                <w:b w:val="0"/>
+                <w:sz w:val="20"/>
+                <w:u w:val="none"/>
+              </w:rPr>
+              <w:t>NIL</w:t>
+            </w:r>
+          </w:p>
+        </w:tc>
+      </w:tr>
+      <w:tr>
+        <w:tc>
+          <w:tcPr>
+            <w:tcW w:type="dxa" w:w="4536"/>
+            <w:tcBorders>
+              <w:top w:val="none"/>
+              <w:bottom w:val="none"/>
+              <w:left w:val="none"/>
+              <w:right w:val="none"/>
+            </w:tcBorders>
+          </w:tcPr>
+          <w:p>
+            <w:pPr>
+              <w:ind w:left="720"/>
+            </w:pPr>
+            <w:r>
+              <w:rPr>
+                <w:rFonts w:ascii="Adani" w:hAnsi="Adani"/>
+                <w:b w:val="0"/>
+                <w:sz w:val="20"/>
+                <w:u w:val="none"/>
+              </w:rPr>
+              <w:t>5.</w:t>
+              <w:tab/>
+              <w:t>Daughter</w:t>
+              <w:tab/>
+              <w:t>:</w:t>
+            </w:r>
+          </w:p>
+        </w:tc>
+        <w:tc>
+          <w:tcPr>
+            <w:tcW w:type="dxa" w:w="4536"/>
+            <w:tcBorders>
+              <w:top w:val="none"/>
+              <w:bottom w:val="none"/>
+              <w:left w:val="none"/>
+              <w:right w:val="none"/>
+            </w:tcBorders>
+          </w:tcPr>
+          <w:p>
+            <w:r>
+              <w:rPr>
+                <w:rFonts w:ascii="Adani" w:hAnsi="Adani"/>
+                <w:b w:val="0"/>
+                <w:sz w:val="20"/>
+                <w:u w:val="none"/>
+              </w:rPr>
+              <w:t>NIL</w:t>
+            </w:r>
+          </w:p>
+        </w:tc>
+      </w:tr>
+      <w:tr>
+        <w:tc>
+          <w:tcPr>
+            <w:tcW w:type="dxa" w:w="4536"/>
+            <w:tcBorders>
+              <w:top w:val="none"/>
+              <w:bottom w:val="none"/>
+              <w:left w:val="none"/>
+              <w:right w:val="none"/>
+            </w:tcBorders>
+          </w:tcPr>
+          <w:p>
+            <w:pPr>
+              <w:ind w:left="720"/>
+            </w:pPr>
+            <w:r>
+              <w:rPr>
+                <w:rFonts w:ascii="Adani" w:hAnsi="Adani"/>
+                <w:b w:val="0"/>
+                <w:sz w:val="20"/>
+                <w:u w:val="none"/>
+              </w:rPr>
+              <w:t>6.</w:t>
+              <w:tab/>
+              <w:t>Daughter's Husband</w:t>
+              <w:tab/>
+              <w:t>:</w:t>
+            </w:r>
+          </w:p>
+        </w:tc>
+        <w:tc>
+          <w:tcPr>
+            <w:tcW w:type="dxa" w:w="4536"/>
+            <w:tcBorders>
+              <w:top w:val="none"/>
+              <w:bottom w:val="none"/>
+              <w:left w:val="none"/>
+              <w:right w:val="none"/>
+            </w:tcBorders>
+          </w:tcPr>
+          <w:p>
+            <w:r>
+              <w:rPr>
+                <w:rFonts w:ascii="Adani" w:hAnsi="Adani"/>
+                <w:b w:val="0"/>
+                <w:sz w:val="20"/>
+                <w:u w:val="none"/>
+              </w:rPr>
+              <w:t>NIL</w:t>
+            </w:r>
+          </w:p>
+        </w:tc>
+      </w:tr>
+      <w:tr>
+        <w:tc>
+          <w:tcPr>
+            <w:tcW w:type="dxa" w:w="4536"/>
+            <w:tcBorders>
+              <w:top w:val="none"/>
+              <w:bottom w:val="none"/>
+              <w:left w:val="none"/>
+              <w:right w:val="none"/>
+            </w:tcBorders>
+          </w:tcPr>
+          <w:p>
+            <w:pPr>
+              <w:ind w:left="720"/>
+            </w:pPr>
+            <w:r>
+              <w:rPr>
+                <w:rFonts w:ascii="Adani" w:hAnsi="Adani"/>
+                <w:b w:val="0"/>
+                <w:sz w:val="20"/>
+                <w:u w:val="none"/>
+              </w:rPr>
+              <w:t>7.</w:t>
+              <w:tab/>
+              <w:t>Brother</w:t>
+              <w:tab/>
+              <w:t>:</w:t>
+            </w:r>
+          </w:p>
+        </w:tc>
+        <w:tc>
+          <w:tcPr>
+            <w:tcW w:type="dxa" w:w="4536"/>
+            <w:tcBorders>
+              <w:top w:val="none"/>
+              <w:bottom w:val="none"/>
+              <w:left w:val="none"/>
+              <w:right w:val="none"/>
+            </w:tcBorders>
+          </w:tcPr>
+          <w:p>
+            <w:r>
+              <w:rPr>
+                <w:rFonts w:ascii="Adani" w:hAnsi="Adani"/>
+                <w:b w:val="0"/>
+                <w:sz w:val="20"/>
+                <w:u w:val="none"/>
+              </w:rPr>
+              <w:t>NIL</w:t>
+            </w:r>
+          </w:p>
+        </w:tc>
+      </w:tr>
+      <w:tr>
+        <w:tc>
+          <w:tcPr>
+            <w:tcW w:type="dxa" w:w="4536"/>
+            <w:tcBorders>
+              <w:top w:val="none"/>
+              <w:bottom w:val="none"/>
+              <w:left w:val="none"/>
+              <w:right w:val="none"/>
+            </w:tcBorders>
+          </w:tcPr>
+          <w:p>
+            <w:pPr>
+              <w:ind w:left="720"/>
+            </w:pPr>
+            <w:r>
+              <w:rPr>
+                <w:rFonts w:ascii="Adani" w:hAnsi="Adani"/>
+                <w:b w:val="0"/>
+                <w:sz w:val="20"/>
+                <w:u w:val="none"/>
+              </w:rPr>
+              <w:t>8.</w:t>
+              <w:tab/>
+              <w:t>Sister</w:t>
+              <w:tab/>
+              <w:t>:</w:t>
+            </w:r>
+          </w:p>
+        </w:tc>
+        <w:tc>
+          <w:tcPr>
+            <w:tcW w:type="dxa" w:w="4536"/>
+            <w:tcBorders>
+              <w:top w:val="none"/>
+              <w:bottom w:val="none"/>
+              <w:left w:val="none"/>
+              <w:right w:val="none"/>
+            </w:tcBorders>
+          </w:tcPr>
+          <w:p>
+            <w:r>
+              <w:rPr>
+                <w:rFonts w:ascii="Adani" w:hAnsi="Adani"/>
+                <w:b w:val="0"/>
+                <w:sz w:val="20"/>
+                <w:u w:val="none"/>
+              </w:rPr>
+              <w:t>NIL</w:t>
+            </w:r>
+          </w:p>
+        </w:tc>
+      </w:tr>
+    </w:tbl>
     <w:p/>
     <w:p>
       <w:pPr>
@@ -3992,7 +4019,7 @@
                 <w:sz w:val="18"/>
                 <w:u w:val="none"/>
               </w:rPr>
-              <w:t>Date:   07th May, 2026</w:t>
+              <w:t>Date:   15th May, 2026</w:t>
             </w:r>
           </w:p>
         </w:tc>
@@ -4153,7 +4180,7 @@
           <w:sz w:val="20"/>
           <w:u w:val="none"/>
         </w:rPr>
-        <w:t>07th May, 2026</w:t>
+        <w:t>15th May, 2026</w:t>
       </w:r>
     </w:p>
     <w:p>
@@ -4243,21 +4270,6 @@
           <w:sz w:val="20"/>
           <w:u w:val="none"/>
         </w:rPr>
-        <w:t>VERACITY SUPPLY CHAIN LIMITED</w:t>
-      </w:r>
-    </w:p>
-    <w:p>
-      <w:pPr>
-        <w:spacing w:before="0" w:after="20"/>
-        <w:jc w:val="left"/>
-      </w:pPr>
-      <w:r>
-        <w:rPr>
-          <w:rFonts w:ascii="Adani" w:hAnsi="Adani"/>
-          <w:b/>
-          <w:sz w:val="20"/>
-          <w:u w:val="none"/>
-        </w:rPr>
         <w:t>ADANI LOGISTICS LIMITED</w:t>
       </w:r>
     </w:p>
@@ -4333,7 +4345,22 @@
           <w:sz w:val="20"/>
           <w:u w:val="none"/>
         </w:rPr>
-        <w:t>ZINDIA PRIVATE LIMITED</w:t>
+        <w:t>ELEANOR MANUFACTURING PRIVATE LIMITED</w:t>
+      </w:r>
+    </w:p>
+    <w:p>
+      <w:pPr>
+        <w:spacing w:before="0" w:after="20"/>
+        <w:jc w:val="left"/>
+      </w:pPr>
+      <w:r>
+        <w:rPr>
+          <w:rFonts w:ascii="Adani" w:hAnsi="Adani"/>
+          <w:b/>
+          <w:sz w:val="20"/>
+          <w:u w:val="none"/>
+        </w:rPr>
+        <w:t>ELEANOR TRADELINKS PRIVATE LIMITED</w:t>
       </w:r>
     </w:p>
     <w:p>
@@ -4514,21 +4541,6 @@
           <w:sz w:val="20"/>
           <w:u w:val="none"/>
         </w:rPr>
-        <w:t>VERACITY SUPPLY CHAIN LIMITED</w:t>
-      </w:r>
-    </w:p>
-    <w:p>
-      <w:pPr>
-        <w:spacing w:before="0" w:after="20"/>
-        <w:jc w:val="left"/>
-      </w:pPr>
-      <w:r>
-        <w:rPr>
-          <w:rFonts w:ascii="Adani" w:hAnsi="Adani"/>
-          <w:b w:val="0"/>
-          <w:sz w:val="20"/>
-          <w:u w:val="none"/>
-        </w:rPr>
         <w:t>ADANI LOGISTICS LIMITED</w:t>
       </w:r>
     </w:p>
@@ -4684,7 +4696,22 @@
           <w:sz w:val="20"/>
           <w:u w:val="none"/>
         </w:rPr>
-        <w:t>ZINDIA PRIVATE LIMITED</w:t>
+        <w:t>ELEANOR MANUFACTURING PRIVATE LIMITED</w:t>
+      </w:r>
+    </w:p>
+    <w:p>
+      <w:pPr>
+        <w:spacing w:before="0" w:after="20"/>
+        <w:jc w:val="left"/>
+      </w:pPr>
+      <w:r>
+        <w:rPr>
+          <w:rFonts w:ascii="Adani" w:hAnsi="Adani"/>
+          <w:b w:val="0"/>
+          <w:sz w:val="20"/>
+          <w:u w:val="none"/>
+        </w:rPr>
+        <w:t>ELEANOR TRADELINKS PRIVATE LIMITED</w:t>
       </w:r>
     </w:p>
     <w:p>
@@ -6062,120 +6089,6 @@
                 <w:sz w:val="18"/>
                 <w:u w:val="none"/>
               </w:rPr>
-              <w:t>U52241GJ2023PLC145900</w:t>
-            </w:r>
-          </w:p>
-        </w:tc>
-        <w:tc>
-          <w:tcPr>
-            <w:tcW w:type="dxa" w:w="4252"/>
-            <w:shd w:val="clear" w:color="auto" w:fill="FFFFFF"/>
-            <w:tcBorders>
-              <w:top w:val="single" w:sz="4" w:space="0" w:color="000000"/>
-              <w:left w:val="single" w:sz="4" w:space="0" w:color="000000"/>
-              <w:bottom w:val="single" w:sz="4" w:space="0" w:color="000000"/>
-              <w:right w:val="single" w:sz="4" w:space="0" w:color="000000"/>
-            </w:tcBorders>
-            <w:vAlign w:val="center"/>
-          </w:tcPr>
-          <w:p>
-            <w:pPr>
-              <w:spacing w:before="40" w:after="40"/>
-              <w:jc w:val="left"/>
-            </w:pPr>
-            <w:r>
-              <w:rPr>
-                <w:rFonts w:ascii="Adani" w:hAnsi="Adani"/>
-                <w:b w:val="0"/>
-                <w:sz w:val="18"/>
-                <w:u w:val="none"/>
-              </w:rPr>
-              <w:t>VERACITY SUPPLY CHAIN LIMITED</w:t>
-            </w:r>
-          </w:p>
-        </w:tc>
-        <w:tc>
-          <w:tcPr>
-            <w:tcW w:type="dxa" w:w="1587"/>
-            <w:shd w:val="clear" w:color="auto" w:fill="FFFFFF"/>
-            <w:tcBorders>
-              <w:top w:val="single" w:sz="4" w:space="0" w:color="000000"/>
-              <w:left w:val="single" w:sz="4" w:space="0" w:color="000000"/>
-              <w:bottom w:val="single" w:sz="4" w:space="0" w:color="000000"/>
-              <w:right w:val="single" w:sz="4" w:space="0" w:color="000000"/>
-            </w:tcBorders>
-            <w:vAlign w:val="center"/>
-          </w:tcPr>
-          <w:p>
-            <w:pPr>
-              <w:spacing w:before="40" w:after="40"/>
-              <w:jc w:val="left"/>
-            </w:pPr>
-            <w:r>
-              <w:rPr>
-                <w:rFonts w:ascii="Adani" w:hAnsi="Adani"/>
-                <w:b w:val="0"/>
-                <w:sz w:val="18"/>
-                <w:u w:val="none"/>
-              </w:rPr>
-              <w:t>Additional Director</w:t>
-            </w:r>
-          </w:p>
-        </w:tc>
-        <w:tc>
-          <w:tcPr>
-            <w:tcW w:type="dxa" w:w="1304"/>
-            <w:shd w:val="clear" w:color="auto" w:fill="FFFFFF"/>
-            <w:tcBorders>
-              <w:top w:val="single" w:sz="4" w:space="0" w:color="000000"/>
-              <w:left w:val="single" w:sz="4" w:space="0" w:color="000000"/>
-              <w:bottom w:val="single" w:sz="4" w:space="0" w:color="000000"/>
-              <w:right w:val="single" w:sz="4" w:space="0" w:color="000000"/>
-            </w:tcBorders>
-            <w:vAlign w:val="center"/>
-          </w:tcPr>
-          <w:p>
-            <w:pPr>
-              <w:spacing w:before="40" w:after="40"/>
-              <w:jc w:val="left"/>
-            </w:pPr>
-            <w:r>
-              <w:rPr>
-                <w:rFonts w:ascii="Adani" w:hAnsi="Adani"/>
-                <w:b w:val="0"/>
-                <w:sz w:val="18"/>
-                <w:u w:val="none"/>
-              </w:rPr>
-              <w:t>22/07/2024</w:t>
-            </w:r>
-          </w:p>
-        </w:tc>
-      </w:tr>
-      <w:tr>
-        <w:tc>
-          <w:tcPr>
-            <w:tcW w:type="dxa" w:w="2268"/>
-            <w:shd w:val="clear" w:color="auto" w:fill="FFFFFF"/>
-            <w:tcBorders>
-              <w:top w:val="single" w:sz="4" w:space="0" w:color="000000"/>
-              <w:left w:val="single" w:sz="4" w:space="0" w:color="000000"/>
-              <w:bottom w:val="single" w:sz="4" w:space="0" w:color="000000"/>
-              <w:right w:val="single" w:sz="4" w:space="0" w:color="000000"/>
-            </w:tcBorders>
-            <w:vAlign w:val="center"/>
-          </w:tcPr>
-          <w:p>
-            <w:pPr>
-              <w:spacing w:before="40" w:after="40"/>
-              <w:jc w:val="left"/>
-            </w:pPr>
-            <w:r>
-              <w:rPr>
-                <w:rFonts w:ascii="Adani" w:hAnsi="Adani"/>
-                <w:b w:val="0"/>
-                <w:sz w:val="18"/>
-                <w:u w:val="none"/>
-              </w:rPr>
               <w:t>U63090GJ2005PLC046419</w:t>
             </w:r>
           </w:p>
@@ -6746,7 +6659,7 @@
                 <w:sz w:val="18"/>
                 <w:u w:val="none"/>
               </w:rPr>
-              <w:t>U51909GJ2020PTC115419</w:t>
+              <w:t>U29190GJ2020PTC111834</w:t>
             </w:r>
           </w:p>
         </w:tc>
@@ -6774,7 +6687,7 @@
                 <w:sz w:val="18"/>
                 <w:u w:val="none"/>
               </w:rPr>
-              <w:t>ZINDIA PRIVATE LIMITED</w:t>
+              <w:t>ELEANOR MANUFACTURING PRIVATE LIMITED</w:t>
             </w:r>
           </w:p>
         </w:tc>
@@ -6830,7 +6743,121 @@
                 <w:sz w:val="18"/>
                 <w:u w:val="none"/>
               </w:rPr>
-              <w:t>10/08/2020</w:t>
+              <w:t>02/01/2020</w:t>
+            </w:r>
+          </w:p>
+        </w:tc>
+      </w:tr>
+      <w:tr>
+        <w:tc>
+          <w:tcPr>
+            <w:tcW w:type="dxa" w:w="2268"/>
+            <w:shd w:val="clear" w:color="auto" w:fill="FFFFFF"/>
+            <w:tcBorders>
+              <w:top w:val="single" w:sz="4" w:space="0" w:color="000000"/>
+              <w:left w:val="single" w:sz="4" w:space="0" w:color="000000"/>
+              <w:bottom w:val="single" w:sz="4" w:space="0" w:color="000000"/>
+              <w:right w:val="single" w:sz="4" w:space="0" w:color="000000"/>
+            </w:tcBorders>
+            <w:vAlign w:val="center"/>
+          </w:tcPr>
+          <w:p>
+            <w:pPr>
+              <w:spacing w:before="40" w:after="40"/>
+              <w:jc w:val="left"/>
+            </w:pPr>
+            <w:r>
+              <w:rPr>
+                <w:rFonts w:ascii="Adani" w:hAnsi="Adani"/>
+                <w:b w:val="0"/>
+                <w:sz w:val="18"/>
+                <w:u w:val="none"/>
+              </w:rPr>
+              <w:t>U50400GJ2019PTC111730</w:t>
+            </w:r>
+          </w:p>
+        </w:tc>
+        <w:tc>
+          <w:tcPr>
+            <w:tcW w:type="dxa" w:w="4252"/>
+            <w:shd w:val="clear" w:color="auto" w:fill="FFFFFF"/>
+            <w:tcBorders>
+              <w:top w:val="single" w:sz="4" w:space="0" w:color="000000"/>
+              <w:left w:val="single" w:sz="4" w:space="0" w:color="000000"/>
+              <w:bottom w:val="single" w:sz="4" w:space="0" w:color="000000"/>
+              <w:right w:val="single" w:sz="4" w:space="0" w:color="000000"/>
+            </w:tcBorders>
+            <w:vAlign w:val="center"/>
+          </w:tcPr>
+          <w:p>
+            <w:pPr>
+              <w:spacing w:before="40" w:after="40"/>
+              <w:jc w:val="left"/>
+            </w:pPr>
+            <w:r>
+              <w:rPr>
+                <w:rFonts w:ascii="Adani" w:hAnsi="Adani"/>
+                <w:b w:val="0"/>
+                <w:sz w:val="18"/>
+                <w:u w:val="none"/>
+              </w:rPr>
+              <w:t>ELEANOR TRADELINKS PRIVATE LIMITED</w:t>
+            </w:r>
+          </w:p>
+        </w:tc>
+        <w:tc>
+          <w:tcPr>
+            <w:tcW w:type="dxa" w:w="1587"/>
+            <w:shd w:val="clear" w:color="auto" w:fill="FFFFFF"/>
+            <w:tcBorders>
+              <w:top w:val="single" w:sz="4" w:space="0" w:color="000000"/>
+              <w:left w:val="single" w:sz="4" w:space="0" w:color="000000"/>
+              <w:bottom w:val="single" w:sz="4" w:space="0" w:color="000000"/>
+              <w:right w:val="single" w:sz="4" w:space="0" w:color="000000"/>
+            </w:tcBorders>
+            <w:vAlign w:val="center"/>
+          </w:tcPr>
+          <w:p>
+            <w:pPr>
+              <w:spacing w:before="40" w:after="40"/>
+              <w:jc w:val="left"/>
+            </w:pPr>
+            <w:r>
+              <w:rPr>
+                <w:rFonts w:ascii="Adani" w:hAnsi="Adani"/>
+                <w:b w:val="0"/>
+                <w:sz w:val="18"/>
+                <w:u w:val="none"/>
+              </w:rPr>
+              <w:t>Director</w:t>
+            </w:r>
+          </w:p>
+        </w:tc>
+        <w:tc>
+          <w:tcPr>
+            <w:tcW w:type="dxa" w:w="1304"/>
+            <w:shd w:val="clear" w:color="auto" w:fill="FFFFFF"/>
+            <w:tcBorders>
+              <w:top w:val="single" w:sz="4" w:space="0" w:color="000000"/>
+              <w:left w:val="single" w:sz="4" w:space="0" w:color="000000"/>
+              <w:bottom w:val="single" w:sz="4" w:space="0" w:color="000000"/>
+              <w:right w:val="single" w:sz="4" w:space="0" w:color="000000"/>
+            </w:tcBorders>
+            <w:vAlign w:val="center"/>
+          </w:tcPr>
+          <w:p>
+            <w:pPr>
+              <w:spacing w:before="40" w:after="40"/>
+              <w:jc w:val="left"/>
+            </w:pPr>
+            <w:r>
+              <w:rPr>
+                <w:rFonts w:ascii="Adani" w:hAnsi="Adani"/>
+                <w:b w:val="0"/>
+                <w:sz w:val="18"/>
+                <w:u w:val="none"/>
+              </w:rPr>
+              <w:t>27/12/2019</w:t>
             </w:r>
           </w:p>
         </w:tc>

--- a/Backend/Director_Disclosure/Output_Disclosures/2024-25/EMPEZAR_ROADLINES_PRIVATE_LIMITED/MBP-1/MBP1_DIVIJ_ANIL_TANEJA_01801913.docx
+++ b/Backend/Director_Disclosure/Output_Disclosures/2024-25/EMPEZAR_ROADLINES_PRIVATE_LIMITED/MBP-1/MBP1_DIVIJ_ANIL_TANEJA_01801913.docx
@@ -1525,290 +1525,6 @@
                 <w:sz w:val="18"/>
                 <w:u w:val="none"/>
               </w:rPr>
-              <w:t>ELEANOR MANUFACTURING PRIVATE LIMITED</w:t>
-            </w:r>
-          </w:p>
-        </w:tc>
-        <w:tc>
-          <w:tcPr>
-            <w:tcW w:type="dxa" w:w="1814"/>
-            <w:shd w:val="clear" w:color="auto" w:fill="FFFFFF"/>
-            <w:tcBorders>
-              <w:top w:val="single" w:sz="4" w:space="0" w:color="000000"/>
-              <w:left w:val="single" w:sz="4" w:space="0" w:color="000000"/>
-              <w:bottom w:val="single" w:sz="4" w:space="0" w:color="000000"/>
-              <w:right w:val="single" w:sz="4" w:space="0" w:color="000000"/>
-            </w:tcBorders>
-            <w:vAlign w:val="center"/>
-          </w:tcPr>
-          <w:p>
-            <w:pPr>
-              <w:spacing w:before="40" w:after="40"/>
-              <w:jc w:val="left"/>
-            </w:pPr>
-            <w:r>
-              <w:rPr>
-                <w:rFonts w:ascii="Adani" w:hAnsi="Adani"/>
-                <w:b w:val="0"/>
-                <w:sz w:val="18"/>
-                <w:u w:val="none"/>
-              </w:rPr>
-              <w:t>Director</w:t>
-            </w:r>
-          </w:p>
-        </w:tc>
-        <w:tc>
-          <w:tcPr>
-            <w:tcW w:type="dxa" w:w="1020"/>
-            <w:shd w:val="clear" w:color="auto" w:fill="FFFFFF"/>
-            <w:tcBorders>
-              <w:top w:val="single" w:sz="4" w:space="0" w:color="000000"/>
-              <w:left w:val="single" w:sz="4" w:space="0" w:color="000000"/>
-              <w:bottom w:val="single" w:sz="4" w:space="0" w:color="000000"/>
-              <w:right w:val="single" w:sz="4" w:space="0" w:color="000000"/>
-            </w:tcBorders>
-            <w:vAlign w:val="center"/>
-          </w:tcPr>
-          <w:p>
-            <w:pPr>
-              <w:spacing w:before="40" w:after="40"/>
-              <w:jc w:val="left"/>
-            </w:pPr>
-            <w:r>
-              <w:rPr>
-                <w:rFonts w:ascii="Adani" w:hAnsi="Adani"/>
-                <w:b w:val="0"/>
-                <w:sz w:val="18"/>
-                <w:u w:val="none"/>
-              </w:rPr>
-              <w:t>NIL</w:t>
-            </w:r>
-          </w:p>
-        </w:tc>
-        <w:tc>
-          <w:tcPr>
-            <w:tcW w:type="dxa" w:w="1247"/>
-            <w:shd w:val="clear" w:color="auto" w:fill="FFFFFF"/>
-            <w:tcBorders>
-              <w:top w:val="single" w:sz="4" w:space="0" w:color="000000"/>
-              <w:left w:val="single" w:sz="4" w:space="0" w:color="000000"/>
-              <w:bottom w:val="single" w:sz="4" w:space="0" w:color="000000"/>
-              <w:right w:val="single" w:sz="4" w:space="0" w:color="000000"/>
-            </w:tcBorders>
-            <w:vAlign w:val="center"/>
-          </w:tcPr>
-          <w:p>
-            <w:pPr>
-              <w:spacing w:before="40" w:after="40"/>
-              <w:jc w:val="left"/>
-            </w:pPr>
-            <w:r>
-              <w:rPr>
-                <w:rFonts w:ascii="Adani" w:hAnsi="Adani"/>
-                <w:b w:val="0"/>
-                <w:sz w:val="18"/>
-                <w:u w:val="none"/>
-              </w:rPr>
-              <w:t>02/01/2020</w:t>
-            </w:r>
-          </w:p>
-        </w:tc>
-      </w:tr>
-      <w:tr>
-        <w:tc>
-          <w:tcPr>
-            <w:tcW w:type="dxa" w:w="680"/>
-            <w:shd w:val="clear" w:color="auto" w:fill="FFFFFF"/>
-            <w:tcBorders>
-              <w:top w:val="single" w:sz="4" w:space="0" w:color="000000"/>
-              <w:left w:val="single" w:sz="4" w:space="0" w:color="000000"/>
-              <w:bottom w:val="single" w:sz="4" w:space="0" w:color="000000"/>
-              <w:right w:val="single" w:sz="4" w:space="0" w:color="000000"/>
-            </w:tcBorders>
-            <w:vAlign w:val="center"/>
-          </w:tcPr>
-          <w:p>
-            <w:pPr>
-              <w:spacing w:before="40" w:after="40"/>
-              <w:jc w:val="left"/>
-            </w:pPr>
-            <w:r>
-              <w:rPr>
-                <w:rFonts w:ascii="Adani" w:hAnsi="Adani"/>
-                <w:b w:val="0"/>
-                <w:sz w:val="18"/>
-                <w:u w:val="none"/>
-              </w:rPr>
-              <w:t>10</w:t>
-            </w:r>
-          </w:p>
-        </w:tc>
-        <w:tc>
-          <w:tcPr>
-            <w:tcW w:type="dxa" w:w="3969"/>
-            <w:shd w:val="clear" w:color="auto" w:fill="FFFFFF"/>
-            <w:tcBorders>
-              <w:top w:val="single" w:sz="4" w:space="0" w:color="000000"/>
-              <w:left w:val="single" w:sz="4" w:space="0" w:color="000000"/>
-              <w:bottom w:val="single" w:sz="4" w:space="0" w:color="000000"/>
-              <w:right w:val="single" w:sz="4" w:space="0" w:color="000000"/>
-            </w:tcBorders>
-            <w:vAlign w:val="center"/>
-          </w:tcPr>
-          <w:p>
-            <w:pPr>
-              <w:spacing w:before="40" w:after="40"/>
-              <w:jc w:val="left"/>
-            </w:pPr>
-            <w:r>
-              <w:rPr>
-                <w:rFonts w:ascii="Adani" w:hAnsi="Adani"/>
-                <w:b w:val="0"/>
-                <w:sz w:val="18"/>
-                <w:u w:val="none"/>
-              </w:rPr>
-              <w:t>ELEANOR TRADELINKS PRIVATE LIMITED</w:t>
-            </w:r>
-          </w:p>
-        </w:tc>
-        <w:tc>
-          <w:tcPr>
-            <w:tcW w:type="dxa" w:w="1814"/>
-            <w:shd w:val="clear" w:color="auto" w:fill="FFFFFF"/>
-            <w:tcBorders>
-              <w:top w:val="single" w:sz="4" w:space="0" w:color="000000"/>
-              <w:left w:val="single" w:sz="4" w:space="0" w:color="000000"/>
-              <w:bottom w:val="single" w:sz="4" w:space="0" w:color="000000"/>
-              <w:right w:val="single" w:sz="4" w:space="0" w:color="000000"/>
-            </w:tcBorders>
-            <w:vAlign w:val="center"/>
-          </w:tcPr>
-          <w:p>
-            <w:pPr>
-              <w:spacing w:before="40" w:after="40"/>
-              <w:jc w:val="left"/>
-            </w:pPr>
-            <w:r>
-              <w:rPr>
-                <w:rFonts w:ascii="Adani" w:hAnsi="Adani"/>
-                <w:b w:val="0"/>
-                <w:sz w:val="18"/>
-                <w:u w:val="none"/>
-              </w:rPr>
-              <w:t>Director</w:t>
-            </w:r>
-          </w:p>
-        </w:tc>
-        <w:tc>
-          <w:tcPr>
-            <w:tcW w:type="dxa" w:w="1020"/>
-            <w:shd w:val="clear" w:color="auto" w:fill="FFFFFF"/>
-            <w:tcBorders>
-              <w:top w:val="single" w:sz="4" w:space="0" w:color="000000"/>
-              <w:left w:val="single" w:sz="4" w:space="0" w:color="000000"/>
-              <w:bottom w:val="single" w:sz="4" w:space="0" w:color="000000"/>
-              <w:right w:val="single" w:sz="4" w:space="0" w:color="000000"/>
-            </w:tcBorders>
-            <w:vAlign w:val="center"/>
-          </w:tcPr>
-          <w:p>
-            <w:pPr>
-              <w:spacing w:before="40" w:after="40"/>
-              <w:jc w:val="left"/>
-            </w:pPr>
-            <w:r>
-              <w:rPr>
-                <w:rFonts w:ascii="Adani" w:hAnsi="Adani"/>
-                <w:b w:val="0"/>
-                <w:sz w:val="18"/>
-                <w:u w:val="none"/>
-              </w:rPr>
-              <w:t>NIL</w:t>
-            </w:r>
-          </w:p>
-        </w:tc>
-        <w:tc>
-          <w:tcPr>
-            <w:tcW w:type="dxa" w:w="1247"/>
-            <w:shd w:val="clear" w:color="auto" w:fill="FFFFFF"/>
-            <w:tcBorders>
-              <w:top w:val="single" w:sz="4" w:space="0" w:color="000000"/>
-              <w:left w:val="single" w:sz="4" w:space="0" w:color="000000"/>
-              <w:bottom w:val="single" w:sz="4" w:space="0" w:color="000000"/>
-              <w:right w:val="single" w:sz="4" w:space="0" w:color="000000"/>
-            </w:tcBorders>
-            <w:vAlign w:val="center"/>
-          </w:tcPr>
-          <w:p>
-            <w:pPr>
-              <w:spacing w:before="40" w:after="40"/>
-              <w:jc w:val="left"/>
-            </w:pPr>
-            <w:r>
-              <w:rPr>
-                <w:rFonts w:ascii="Adani" w:hAnsi="Adani"/>
-                <w:b w:val="0"/>
-                <w:sz w:val="18"/>
-                <w:u w:val="none"/>
-              </w:rPr>
-              <w:t>27/12/2019</w:t>
-            </w:r>
-          </w:p>
-        </w:tc>
-      </w:tr>
-      <w:tr>
-        <w:tc>
-          <w:tcPr>
-            <w:tcW w:type="dxa" w:w="680"/>
-            <w:shd w:val="clear" w:color="auto" w:fill="FFFFFF"/>
-            <w:tcBorders>
-              <w:top w:val="single" w:sz="4" w:space="0" w:color="000000"/>
-              <w:left w:val="single" w:sz="4" w:space="0" w:color="000000"/>
-              <w:bottom w:val="single" w:sz="4" w:space="0" w:color="000000"/>
-              <w:right w:val="single" w:sz="4" w:space="0" w:color="000000"/>
-            </w:tcBorders>
-            <w:vAlign w:val="center"/>
-          </w:tcPr>
-          <w:p>
-            <w:pPr>
-              <w:spacing w:before="40" w:after="40"/>
-              <w:jc w:val="left"/>
-            </w:pPr>
-            <w:r>
-              <w:rPr>
-                <w:rFonts w:ascii="Adani" w:hAnsi="Adani"/>
-                <w:b w:val="0"/>
-                <w:sz w:val="18"/>
-                <w:u w:val="none"/>
-              </w:rPr>
-              <w:t>11</w:t>
-            </w:r>
-          </w:p>
-        </w:tc>
-        <w:tc>
-          <w:tcPr>
-            <w:tcW w:type="dxa" w:w="3969"/>
-            <w:shd w:val="clear" w:color="auto" w:fill="FFFFFF"/>
-            <w:tcBorders>
-              <w:top w:val="single" w:sz="4" w:space="0" w:color="000000"/>
-              <w:left w:val="single" w:sz="4" w:space="0" w:color="000000"/>
-              <w:bottom w:val="single" w:sz="4" w:space="0" w:color="000000"/>
-              <w:right w:val="single" w:sz="4" w:space="0" w:color="000000"/>
-            </w:tcBorders>
-            <w:vAlign w:val="center"/>
-          </w:tcPr>
-          <w:p>
-            <w:pPr>
-              <w:spacing w:before="40" w:after="40"/>
-              <w:jc w:val="left"/>
-            </w:pPr>
-            <w:r>
-              <w:rPr>
-                <w:rFonts w:ascii="Adani" w:hAnsi="Adani"/>
-                <w:b w:val="0"/>
-                <w:sz w:val="18"/>
-                <w:u w:val="none"/>
-              </w:rPr>
               <w:t>EMPEZAR SOFTWARE LABS PRIVATE LIMITED</w:t>
             </w:r>
           </w:p>
@@ -1923,7 +1639,7 @@
                 <w:sz w:val="18"/>
                 <w:u w:val="none"/>
               </w:rPr>
-              <w:t>12</w:t>
+              <w:t>10</w:t>
             </w:r>
           </w:p>
         </w:tc>
@@ -2065,7 +1781,7 @@
                 <w:sz w:val="18"/>
                 <w:u w:val="none"/>
               </w:rPr>
-              <w:t>13</w:t>
+              <w:t>11</w:t>
             </w:r>
           </w:p>
         </w:tc>
@@ -2207,7 +1923,7 @@
                 <w:sz w:val="18"/>
                 <w:u w:val="none"/>
               </w:rPr>
-              <w:t>14</w:t>
+              <w:t>12</w:t>
             </w:r>
           </w:p>
         </w:tc>
@@ -2349,7 +2065,7 @@
                 <w:sz w:val="18"/>
                 <w:u w:val="none"/>
               </w:rPr>
-              <w:t>15</w:t>
+              <w:t>13</w:t>
             </w:r>
           </w:p>
         </w:tc>
@@ -2491,7 +2207,7 @@
                 <w:sz w:val="18"/>
                 <w:u w:val="none"/>
               </w:rPr>
-              <w:t>16</w:t>
+              <w:t>14</w:t>
             </w:r>
           </w:p>
         </w:tc>
@@ -2633,7 +2349,7 @@
                 <w:sz w:val="18"/>
                 <w:u w:val="none"/>
               </w:rPr>
-              <w:t>17</w:t>
+              <w:t>15</w:t>
             </w:r>
           </w:p>
         </w:tc>
@@ -2982,7 +2698,7 @@
                 <w:sz w:val="18"/>
                 <w:u w:val="none"/>
               </w:rPr>
-              <w:t>Date:   15th May, 2026</w:t>
+              <w:t>Date:   27th May, 2026</w:t>
             </w:r>
           </w:p>
         </w:tc>
@@ -4019,7 +3735,7 @@
                 <w:sz w:val="18"/>
                 <w:u w:val="none"/>
               </w:rPr>
-              <w:t>Date:   15th May, 2026</w:t>
+              <w:t>Date:   27th May, 2026</w:t>
             </w:r>
           </w:p>
         </w:tc>
@@ -4180,7 +3896,7 @@
           <w:sz w:val="20"/>
           <w:u w:val="none"/>
         </w:rPr>
-        <w:t>15th May, 2026</w:t>
+        <w:t>27th May, 2026</w:t>
       </w:r>
     </w:p>
     <w:p>
@@ -4331,36 +4047,6 @@
           <w:u w:val="none"/>
         </w:rPr>
         <w:t>ETIME GLOBAL WAREHOUSING PRIVATE LIMITED</w:t>
-      </w:r>
-    </w:p>
-    <w:p>
-      <w:pPr>
-        <w:spacing w:before="0" w:after="20"/>
-        <w:jc w:val="left"/>
-      </w:pPr>
-      <w:r>
-        <w:rPr>
-          <w:rFonts w:ascii="Adani" w:hAnsi="Adani"/>
-          <w:b/>
-          <w:sz w:val="20"/>
-          <w:u w:val="none"/>
-        </w:rPr>
-        <w:t>ELEANOR MANUFACTURING PRIVATE LIMITED</w:t>
-      </w:r>
-    </w:p>
-    <w:p>
-      <w:pPr>
-        <w:spacing w:before="0" w:after="20"/>
-        <w:jc w:val="left"/>
-      </w:pPr>
-      <w:r>
-        <w:rPr>
-          <w:rFonts w:ascii="Adani" w:hAnsi="Adani"/>
-          <w:b/>
-          <w:sz w:val="20"/>
-          <w:u w:val="none"/>
-        </w:rPr>
-        <w:t>ELEANOR TRADELINKS PRIVATE LIMITED</w:t>
       </w:r>
     </w:p>
     <w:p>
@@ -4682,36 +4368,6 @@
           <w:u w:val="none"/>
         </w:rPr>
         <w:t>ETIME GLOBAL WAREHOUSING PRIVATE LIMITED</w:t>
-      </w:r>
-    </w:p>
-    <w:p>
-      <w:pPr>
-        <w:spacing w:before="0" w:after="20"/>
-        <w:jc w:val="left"/>
-      </w:pPr>
-      <w:r>
-        <w:rPr>
-          <w:rFonts w:ascii="Adani" w:hAnsi="Adani"/>
-          <w:b w:val="0"/>
-          <w:sz w:val="20"/>
-          <w:u w:val="none"/>
-        </w:rPr>
-        <w:t>ELEANOR MANUFACTURING PRIVATE LIMITED</w:t>
-      </w:r>
-    </w:p>
-    <w:p>
-      <w:pPr>
-        <w:spacing w:before="0" w:after="20"/>
-        <w:jc w:val="left"/>
-      </w:pPr>
-      <w:r>
-        <w:rPr>
-          <w:rFonts w:ascii="Adani" w:hAnsi="Adani"/>
-          <w:b w:val="0"/>
-          <w:sz w:val="20"/>
-          <w:u w:val="none"/>
-        </w:rPr>
-        <w:t>ELEANOR TRADELINKS PRIVATE LIMITED</w:t>
       </w:r>
     </w:p>
     <w:p>
@@ -5574,7 +5230,7 @@
                 <w:sz w:val="18"/>
                 <w:u w:val="none"/>
               </w:rPr>
-              <w:t>17</w:t>
+              <w:t>15</w:t>
             </w:r>
           </w:p>
         </w:tc>
@@ -6659,234 +6315,6 @@
                 <w:sz w:val="18"/>
                 <w:u w:val="none"/>
               </w:rPr>
-              <w:t>U29190GJ2020PTC111834</w:t>
-            </w:r>
-          </w:p>
-        </w:tc>
-        <w:tc>
-          <w:tcPr>
-            <w:tcW w:type="dxa" w:w="4252"/>
-            <w:shd w:val="clear" w:color="auto" w:fill="FFFFFF"/>
-            <w:tcBorders>
-              <w:top w:val="single" w:sz="4" w:space="0" w:color="000000"/>
-              <w:left w:val="single" w:sz="4" w:space="0" w:color="000000"/>
-              <w:bottom w:val="single" w:sz="4" w:space="0" w:color="000000"/>
-              <w:right w:val="single" w:sz="4" w:space="0" w:color="000000"/>
-            </w:tcBorders>
-            <w:vAlign w:val="center"/>
-          </w:tcPr>
-          <w:p>
-            <w:pPr>
-              <w:spacing w:before="40" w:after="40"/>
-              <w:jc w:val="left"/>
-            </w:pPr>
-            <w:r>
-              <w:rPr>
-                <w:rFonts w:ascii="Adani" w:hAnsi="Adani"/>
-                <w:b w:val="0"/>
-                <w:sz w:val="18"/>
-                <w:u w:val="none"/>
-              </w:rPr>
-              <w:t>ELEANOR MANUFACTURING PRIVATE LIMITED</w:t>
-            </w:r>
-          </w:p>
-        </w:tc>
-        <w:tc>
-          <w:tcPr>
-            <w:tcW w:type="dxa" w:w="1587"/>
-            <w:shd w:val="clear" w:color="auto" w:fill="FFFFFF"/>
-            <w:tcBorders>
-              <w:top w:val="single" w:sz="4" w:space="0" w:color="000000"/>
-              <w:left w:val="single" w:sz="4" w:space="0" w:color="000000"/>
-              <w:bottom w:val="single" w:sz="4" w:space="0" w:color="000000"/>
-              <w:right w:val="single" w:sz="4" w:space="0" w:color="000000"/>
-            </w:tcBorders>
-            <w:vAlign w:val="center"/>
-          </w:tcPr>
-          <w:p>
-            <w:pPr>
-              <w:spacing w:before="40" w:after="40"/>
-              <w:jc w:val="left"/>
-            </w:pPr>
-            <w:r>
-              <w:rPr>
-                <w:rFonts w:ascii="Adani" w:hAnsi="Adani"/>
-                <w:b w:val="0"/>
-                <w:sz w:val="18"/>
-                <w:u w:val="none"/>
-              </w:rPr>
-              <w:t>Director</w:t>
-            </w:r>
-          </w:p>
-        </w:tc>
-        <w:tc>
-          <w:tcPr>
-            <w:tcW w:type="dxa" w:w="1304"/>
-            <w:shd w:val="clear" w:color="auto" w:fill="FFFFFF"/>
-            <w:tcBorders>
-              <w:top w:val="single" w:sz="4" w:space="0" w:color="000000"/>
-              <w:left w:val="single" w:sz="4" w:space="0" w:color="000000"/>
-              <w:bottom w:val="single" w:sz="4" w:space="0" w:color="000000"/>
-              <w:right w:val="single" w:sz="4" w:space="0" w:color="000000"/>
-            </w:tcBorders>
-            <w:vAlign w:val="center"/>
-          </w:tcPr>
-          <w:p>
-            <w:pPr>
-              <w:spacing w:before="40" w:after="40"/>
-              <w:jc w:val="left"/>
-            </w:pPr>
-            <w:r>
-              <w:rPr>
-                <w:rFonts w:ascii="Adani" w:hAnsi="Adani"/>
-                <w:b w:val="0"/>
-                <w:sz w:val="18"/>
-                <w:u w:val="none"/>
-              </w:rPr>
-              <w:t>02/01/2020</w:t>
-            </w:r>
-          </w:p>
-        </w:tc>
-      </w:tr>
-      <w:tr>
-        <w:tc>
-          <w:tcPr>
-            <w:tcW w:type="dxa" w:w="2268"/>
-            <w:shd w:val="clear" w:color="auto" w:fill="FFFFFF"/>
-            <w:tcBorders>
-              <w:top w:val="single" w:sz="4" w:space="0" w:color="000000"/>
-              <w:left w:val="single" w:sz="4" w:space="0" w:color="000000"/>
-              <w:bottom w:val="single" w:sz="4" w:space="0" w:color="000000"/>
-              <w:right w:val="single" w:sz="4" w:space="0" w:color="000000"/>
-            </w:tcBorders>
-            <w:vAlign w:val="center"/>
-          </w:tcPr>
-          <w:p>
-            <w:pPr>
-              <w:spacing w:before="40" w:after="40"/>
-              <w:jc w:val="left"/>
-            </w:pPr>
-            <w:r>
-              <w:rPr>
-                <w:rFonts w:ascii="Adani" w:hAnsi="Adani"/>
-                <w:b w:val="0"/>
-                <w:sz w:val="18"/>
-                <w:u w:val="none"/>
-              </w:rPr>
-              <w:t>U50400GJ2019PTC111730</w:t>
-            </w:r>
-          </w:p>
-        </w:tc>
-        <w:tc>
-          <w:tcPr>
-            <w:tcW w:type="dxa" w:w="4252"/>
-            <w:shd w:val="clear" w:color="auto" w:fill="FFFFFF"/>
-            <w:tcBorders>
-              <w:top w:val="single" w:sz="4" w:space="0" w:color="000000"/>
-              <w:left w:val="single" w:sz="4" w:space="0" w:color="000000"/>
-              <w:bottom w:val="single" w:sz="4" w:space="0" w:color="000000"/>
-              <w:right w:val="single" w:sz="4" w:space="0" w:color="000000"/>
-            </w:tcBorders>
-            <w:vAlign w:val="center"/>
-          </w:tcPr>
-          <w:p>
-            <w:pPr>
-              <w:spacing w:before="40" w:after="40"/>
-              <w:jc w:val="left"/>
-            </w:pPr>
-            <w:r>
-              <w:rPr>
-                <w:rFonts w:ascii="Adani" w:hAnsi="Adani"/>
-                <w:b w:val="0"/>
-                <w:sz w:val="18"/>
-                <w:u w:val="none"/>
-              </w:rPr>
-              <w:t>ELEANOR TRADELINKS PRIVATE LIMITED</w:t>
-            </w:r>
-          </w:p>
-        </w:tc>
-        <w:tc>
-          <w:tcPr>
-            <w:tcW w:type="dxa" w:w="1587"/>
-            <w:shd w:val="clear" w:color="auto" w:fill="FFFFFF"/>
-            <w:tcBorders>
-              <w:top w:val="single" w:sz="4" w:space="0" w:color="000000"/>
-              <w:left w:val="single" w:sz="4" w:space="0" w:color="000000"/>
-              <w:bottom w:val="single" w:sz="4" w:space="0" w:color="000000"/>
-              <w:right w:val="single" w:sz="4" w:space="0" w:color="000000"/>
-            </w:tcBorders>
-            <w:vAlign w:val="center"/>
-          </w:tcPr>
-          <w:p>
-            <w:pPr>
-              <w:spacing w:before="40" w:after="40"/>
-              <w:jc w:val="left"/>
-            </w:pPr>
-            <w:r>
-              <w:rPr>
-                <w:rFonts w:ascii="Adani" w:hAnsi="Adani"/>
-                <w:b w:val="0"/>
-                <w:sz w:val="18"/>
-                <w:u w:val="none"/>
-              </w:rPr>
-              <w:t>Director</w:t>
-            </w:r>
-          </w:p>
-        </w:tc>
-        <w:tc>
-          <w:tcPr>
-            <w:tcW w:type="dxa" w:w="1304"/>
-            <w:shd w:val="clear" w:color="auto" w:fill="FFFFFF"/>
-            <w:tcBorders>
-              <w:top w:val="single" w:sz="4" w:space="0" w:color="000000"/>
-              <w:left w:val="single" w:sz="4" w:space="0" w:color="000000"/>
-              <w:bottom w:val="single" w:sz="4" w:space="0" w:color="000000"/>
-              <w:right w:val="single" w:sz="4" w:space="0" w:color="000000"/>
-            </w:tcBorders>
-            <w:vAlign w:val="center"/>
-          </w:tcPr>
-          <w:p>
-            <w:pPr>
-              <w:spacing w:before="40" w:after="40"/>
-              <w:jc w:val="left"/>
-            </w:pPr>
-            <w:r>
-              <w:rPr>
-                <w:rFonts w:ascii="Adani" w:hAnsi="Adani"/>
-                <w:b w:val="0"/>
-                <w:sz w:val="18"/>
-                <w:u w:val="none"/>
-              </w:rPr>
-              <w:t>27/12/2019</w:t>
-            </w:r>
-          </w:p>
-        </w:tc>
-      </w:tr>
-      <w:tr>
-        <w:tc>
-          <w:tcPr>
-            <w:tcW w:type="dxa" w:w="2268"/>
-            <w:shd w:val="clear" w:color="auto" w:fill="FFFFFF"/>
-            <w:tcBorders>
-              <w:top w:val="single" w:sz="4" w:space="0" w:color="000000"/>
-              <w:left w:val="single" w:sz="4" w:space="0" w:color="000000"/>
-              <w:bottom w:val="single" w:sz="4" w:space="0" w:color="000000"/>
-              <w:right w:val="single" w:sz="4" w:space="0" w:color="000000"/>
-            </w:tcBorders>
-            <w:vAlign w:val="center"/>
-          </w:tcPr>
-          <w:p>
-            <w:pPr>
-              <w:spacing w:before="40" w:after="40"/>
-              <w:jc w:val="left"/>
-            </w:pPr>
-            <w:r>
-              <w:rPr>
-                <w:rFonts w:ascii="Adani" w:hAnsi="Adani"/>
-                <w:b w:val="0"/>
-                <w:sz w:val="18"/>
-                <w:u w:val="none"/>
-              </w:rPr>
               <w:t>U74999GJ2018PTC104426</w:t>
             </w:r>
           </w:p>

--- a/Backend/Director_Disclosure/Output_Disclosures/2024-25/EMPEZAR_ROADLINES_PRIVATE_LIMITED/MBP-1/MBP1_DIVIJ_ANIL_TANEJA_01801913.docx
+++ b/Backend/Director_Disclosure/Output_Disclosures/2024-25/EMPEZAR_ROADLINES_PRIVATE_LIMITED/MBP-1/MBP1_DIVIJ_ANIL_TANEJA_01801913.docx
@@ -389,6 +389,290 @@
                 <w:sz w:val="18"/>
                 <w:u w:val="none"/>
               </w:rPr>
+              <w:t>ADANI PORTS TECHNOLOGIES PRIVATE LIMITED</w:t>
+            </w:r>
+          </w:p>
+        </w:tc>
+        <w:tc>
+          <w:tcPr>
+            <w:tcW w:type="dxa" w:w="1814"/>
+            <w:shd w:val="clear" w:color="auto" w:fill="FFFFFF"/>
+            <w:tcBorders>
+              <w:top w:val="single" w:sz="4" w:space="0" w:color="000000"/>
+              <w:left w:val="single" w:sz="4" w:space="0" w:color="000000"/>
+              <w:bottom w:val="single" w:sz="4" w:space="0" w:color="000000"/>
+              <w:right w:val="single" w:sz="4" w:space="0" w:color="000000"/>
+            </w:tcBorders>
+            <w:vAlign w:val="center"/>
+          </w:tcPr>
+          <w:p>
+            <w:pPr>
+              <w:spacing w:before="40" w:after="40"/>
+              <w:jc w:val="left"/>
+            </w:pPr>
+            <w:r>
+              <w:rPr>
+                <w:rFonts w:ascii="Adani" w:hAnsi="Adani"/>
+                <w:b w:val="0"/>
+                <w:sz w:val="18"/>
+                <w:u w:val="none"/>
+              </w:rPr>
+              <w:t>Director</w:t>
+            </w:r>
+          </w:p>
+        </w:tc>
+        <w:tc>
+          <w:tcPr>
+            <w:tcW w:type="dxa" w:w="1020"/>
+            <w:shd w:val="clear" w:color="auto" w:fill="FFFFFF"/>
+            <w:tcBorders>
+              <w:top w:val="single" w:sz="4" w:space="0" w:color="000000"/>
+              <w:left w:val="single" w:sz="4" w:space="0" w:color="000000"/>
+              <w:bottom w:val="single" w:sz="4" w:space="0" w:color="000000"/>
+              <w:right w:val="single" w:sz="4" w:space="0" w:color="000000"/>
+            </w:tcBorders>
+            <w:vAlign w:val="center"/>
+          </w:tcPr>
+          <w:p>
+            <w:pPr>
+              <w:spacing w:before="40" w:after="40"/>
+              <w:jc w:val="left"/>
+            </w:pPr>
+            <w:r>
+              <w:rPr>
+                <w:rFonts w:ascii="Adani" w:hAnsi="Adani"/>
+                <w:b w:val="0"/>
+                <w:sz w:val="18"/>
+                <w:u w:val="none"/>
+              </w:rPr>
+              <w:t>NIL</w:t>
+            </w:r>
+          </w:p>
+        </w:tc>
+        <w:tc>
+          <w:tcPr>
+            <w:tcW w:type="dxa" w:w="1247"/>
+            <w:shd w:val="clear" w:color="auto" w:fill="FFFFFF"/>
+            <w:tcBorders>
+              <w:top w:val="single" w:sz="4" w:space="0" w:color="000000"/>
+              <w:left w:val="single" w:sz="4" w:space="0" w:color="000000"/>
+              <w:bottom w:val="single" w:sz="4" w:space="0" w:color="000000"/>
+              <w:right w:val="single" w:sz="4" w:space="0" w:color="000000"/>
+            </w:tcBorders>
+            <w:vAlign w:val="center"/>
+          </w:tcPr>
+          <w:p>
+            <w:pPr>
+              <w:spacing w:before="40" w:after="40"/>
+              <w:jc w:val="left"/>
+            </w:pPr>
+            <w:r>
+              <w:rPr>
+                <w:rFonts w:ascii="Adani" w:hAnsi="Adani"/>
+                <w:b w:val="0"/>
+                <w:sz w:val="18"/>
+                <w:u w:val="none"/>
+              </w:rPr>
+              <w:t>20/06/2025</w:t>
+            </w:r>
+          </w:p>
+        </w:tc>
+      </w:tr>
+      <w:tr>
+        <w:tc>
+          <w:tcPr>
+            <w:tcW w:type="dxa" w:w="680"/>
+            <w:shd w:val="clear" w:color="auto" w:fill="FFFFFF"/>
+            <w:tcBorders>
+              <w:top w:val="single" w:sz="4" w:space="0" w:color="000000"/>
+              <w:left w:val="single" w:sz="4" w:space="0" w:color="000000"/>
+              <w:bottom w:val="single" w:sz="4" w:space="0" w:color="000000"/>
+              <w:right w:val="single" w:sz="4" w:space="0" w:color="000000"/>
+            </w:tcBorders>
+            <w:vAlign w:val="center"/>
+          </w:tcPr>
+          <w:p>
+            <w:pPr>
+              <w:spacing w:before="40" w:after="40"/>
+              <w:jc w:val="left"/>
+            </w:pPr>
+            <w:r>
+              <w:rPr>
+                <w:rFonts w:ascii="Adani" w:hAnsi="Adani"/>
+                <w:b w:val="0"/>
+                <w:sz w:val="18"/>
+                <w:u w:val="none"/>
+              </w:rPr>
+              <w:t>2</w:t>
+            </w:r>
+          </w:p>
+        </w:tc>
+        <w:tc>
+          <w:tcPr>
+            <w:tcW w:type="dxa" w:w="3969"/>
+            <w:shd w:val="clear" w:color="auto" w:fill="FFFFFF"/>
+            <w:tcBorders>
+              <w:top w:val="single" w:sz="4" w:space="0" w:color="000000"/>
+              <w:left w:val="single" w:sz="4" w:space="0" w:color="000000"/>
+              <w:bottom w:val="single" w:sz="4" w:space="0" w:color="000000"/>
+              <w:right w:val="single" w:sz="4" w:space="0" w:color="000000"/>
+            </w:tcBorders>
+            <w:vAlign w:val="center"/>
+          </w:tcPr>
+          <w:p>
+            <w:pPr>
+              <w:spacing w:before="40" w:after="40"/>
+              <w:jc w:val="left"/>
+            </w:pPr>
+            <w:r>
+              <w:rPr>
+                <w:rFonts w:ascii="Adani" w:hAnsi="Adani"/>
+                <w:b w:val="0"/>
+                <w:sz w:val="18"/>
+                <w:u w:val="none"/>
+              </w:rPr>
+              <w:t>SHANKHESHWAR BUILDWELL LIMITED</w:t>
+            </w:r>
+          </w:p>
+        </w:tc>
+        <w:tc>
+          <w:tcPr>
+            <w:tcW w:type="dxa" w:w="1814"/>
+            <w:shd w:val="clear" w:color="auto" w:fill="FFFFFF"/>
+            <w:tcBorders>
+              <w:top w:val="single" w:sz="4" w:space="0" w:color="000000"/>
+              <w:left w:val="single" w:sz="4" w:space="0" w:color="000000"/>
+              <w:bottom w:val="single" w:sz="4" w:space="0" w:color="000000"/>
+              <w:right w:val="single" w:sz="4" w:space="0" w:color="000000"/>
+            </w:tcBorders>
+            <w:vAlign w:val="center"/>
+          </w:tcPr>
+          <w:p>
+            <w:pPr>
+              <w:spacing w:before="40" w:after="40"/>
+              <w:jc w:val="left"/>
+            </w:pPr>
+            <w:r>
+              <w:rPr>
+                <w:rFonts w:ascii="Adani" w:hAnsi="Adani"/>
+                <w:b w:val="0"/>
+                <w:sz w:val="18"/>
+                <w:u w:val="none"/>
+              </w:rPr>
+              <w:t>Director</w:t>
+            </w:r>
+          </w:p>
+        </w:tc>
+        <w:tc>
+          <w:tcPr>
+            <w:tcW w:type="dxa" w:w="1020"/>
+            <w:shd w:val="clear" w:color="auto" w:fill="FFFFFF"/>
+            <w:tcBorders>
+              <w:top w:val="single" w:sz="4" w:space="0" w:color="000000"/>
+              <w:left w:val="single" w:sz="4" w:space="0" w:color="000000"/>
+              <w:bottom w:val="single" w:sz="4" w:space="0" w:color="000000"/>
+              <w:right w:val="single" w:sz="4" w:space="0" w:color="000000"/>
+            </w:tcBorders>
+            <w:vAlign w:val="center"/>
+          </w:tcPr>
+          <w:p>
+            <w:pPr>
+              <w:spacing w:before="40" w:after="40"/>
+              <w:jc w:val="left"/>
+            </w:pPr>
+            <w:r>
+              <w:rPr>
+                <w:rFonts w:ascii="Adani" w:hAnsi="Adani"/>
+                <w:b w:val="0"/>
+                <w:sz w:val="18"/>
+                <w:u w:val="none"/>
+              </w:rPr>
+              <w:t>NIL</w:t>
+            </w:r>
+          </w:p>
+        </w:tc>
+        <w:tc>
+          <w:tcPr>
+            <w:tcW w:type="dxa" w:w="1247"/>
+            <w:shd w:val="clear" w:color="auto" w:fill="FFFFFF"/>
+            <w:tcBorders>
+              <w:top w:val="single" w:sz="4" w:space="0" w:color="000000"/>
+              <w:left w:val="single" w:sz="4" w:space="0" w:color="000000"/>
+              <w:bottom w:val="single" w:sz="4" w:space="0" w:color="000000"/>
+              <w:right w:val="single" w:sz="4" w:space="0" w:color="000000"/>
+            </w:tcBorders>
+            <w:vAlign w:val="center"/>
+          </w:tcPr>
+          <w:p>
+            <w:pPr>
+              <w:spacing w:before="40" w:after="40"/>
+              <w:jc w:val="left"/>
+            </w:pPr>
+            <w:r>
+              <w:rPr>
+                <w:rFonts w:ascii="Adani" w:hAnsi="Adani"/>
+                <w:b w:val="0"/>
+                <w:sz w:val="18"/>
+                <w:u w:val="none"/>
+              </w:rPr>
+              <w:t>20/06/2025</w:t>
+            </w:r>
+          </w:p>
+        </w:tc>
+      </w:tr>
+      <w:tr>
+        <w:tc>
+          <w:tcPr>
+            <w:tcW w:type="dxa" w:w="680"/>
+            <w:shd w:val="clear" w:color="auto" w:fill="FFFFFF"/>
+            <w:tcBorders>
+              <w:top w:val="single" w:sz="4" w:space="0" w:color="000000"/>
+              <w:left w:val="single" w:sz="4" w:space="0" w:color="000000"/>
+              <w:bottom w:val="single" w:sz="4" w:space="0" w:color="000000"/>
+              <w:right w:val="single" w:sz="4" w:space="0" w:color="000000"/>
+            </w:tcBorders>
+            <w:vAlign w:val="center"/>
+          </w:tcPr>
+          <w:p>
+            <w:pPr>
+              <w:spacing w:before="40" w:after="40"/>
+              <w:jc w:val="left"/>
+            </w:pPr>
+            <w:r>
+              <w:rPr>
+                <w:rFonts w:ascii="Adani" w:hAnsi="Adani"/>
+                <w:b w:val="0"/>
+                <w:sz w:val="18"/>
+                <w:u w:val="none"/>
+              </w:rPr>
+              <w:t>3</w:t>
+            </w:r>
+          </w:p>
+        </w:tc>
+        <w:tc>
+          <w:tcPr>
+            <w:tcW w:type="dxa" w:w="3969"/>
+            <w:shd w:val="clear" w:color="auto" w:fill="FFFFFF"/>
+            <w:tcBorders>
+              <w:top w:val="single" w:sz="4" w:space="0" w:color="000000"/>
+              <w:left w:val="single" w:sz="4" w:space="0" w:color="000000"/>
+              <w:bottom w:val="single" w:sz="4" w:space="0" w:color="000000"/>
+              <w:right w:val="single" w:sz="4" w:space="0" w:color="000000"/>
+            </w:tcBorders>
+            <w:vAlign w:val="center"/>
+          </w:tcPr>
+          <w:p>
+            <w:pPr>
+              <w:spacing w:before="40" w:after="40"/>
+              <w:jc w:val="left"/>
+            </w:pPr>
+            <w:r>
+              <w:rPr>
+                <w:rFonts w:ascii="Adani" w:hAnsi="Adani"/>
+                <w:b w:val="0"/>
+                <w:sz w:val="18"/>
+                <w:u w:val="none"/>
+              </w:rPr>
               <w:t>ADANI NYK AUTO LOGISTICS SOLUTIONS PRIVATE LIMITED</w:t>
             </w:r>
           </w:p>
@@ -474,290 +758,6 @@
                 <w:u w:val="none"/>
               </w:rPr>
               <w:t>25/10/2024</w:t>
-            </w:r>
-          </w:p>
-        </w:tc>
-      </w:tr>
-      <w:tr>
-        <w:tc>
-          <w:tcPr>
-            <w:tcW w:type="dxa" w:w="680"/>
-            <w:shd w:val="clear" w:color="auto" w:fill="FFFFFF"/>
-            <w:tcBorders>
-              <w:top w:val="single" w:sz="4" w:space="0" w:color="000000"/>
-              <w:left w:val="single" w:sz="4" w:space="0" w:color="000000"/>
-              <w:bottom w:val="single" w:sz="4" w:space="0" w:color="000000"/>
-              <w:right w:val="single" w:sz="4" w:space="0" w:color="000000"/>
-            </w:tcBorders>
-            <w:vAlign w:val="center"/>
-          </w:tcPr>
-          <w:p>
-            <w:pPr>
-              <w:spacing w:before="40" w:after="40"/>
-              <w:jc w:val="left"/>
-            </w:pPr>
-            <w:r>
-              <w:rPr>
-                <w:rFonts w:ascii="Adani" w:hAnsi="Adani"/>
-                <w:b w:val="0"/>
-                <w:sz w:val="18"/>
-                <w:u w:val="none"/>
-              </w:rPr>
-              <w:t>2</w:t>
-            </w:r>
-          </w:p>
-        </w:tc>
-        <w:tc>
-          <w:tcPr>
-            <w:tcW w:type="dxa" w:w="3969"/>
-            <w:shd w:val="clear" w:color="auto" w:fill="FFFFFF"/>
-            <w:tcBorders>
-              <w:top w:val="single" w:sz="4" w:space="0" w:color="000000"/>
-              <w:left w:val="single" w:sz="4" w:space="0" w:color="000000"/>
-              <w:bottom w:val="single" w:sz="4" w:space="0" w:color="000000"/>
-              <w:right w:val="single" w:sz="4" w:space="0" w:color="000000"/>
-            </w:tcBorders>
-            <w:vAlign w:val="center"/>
-          </w:tcPr>
-          <w:p>
-            <w:pPr>
-              <w:spacing w:before="40" w:after="40"/>
-              <w:jc w:val="left"/>
-            </w:pPr>
-            <w:r>
-              <w:rPr>
-                <w:rFonts w:ascii="Adani" w:hAnsi="Adani"/>
-                <w:b w:val="0"/>
-                <w:sz w:val="18"/>
-                <w:u w:val="none"/>
-              </w:rPr>
-              <w:t>SHANKHESHWAR BUILDWELL LIMITED</w:t>
-            </w:r>
-          </w:p>
-        </w:tc>
-        <w:tc>
-          <w:tcPr>
-            <w:tcW w:type="dxa" w:w="1814"/>
-            <w:shd w:val="clear" w:color="auto" w:fill="FFFFFF"/>
-            <w:tcBorders>
-              <w:top w:val="single" w:sz="4" w:space="0" w:color="000000"/>
-              <w:left w:val="single" w:sz="4" w:space="0" w:color="000000"/>
-              <w:bottom w:val="single" w:sz="4" w:space="0" w:color="000000"/>
-              <w:right w:val="single" w:sz="4" w:space="0" w:color="000000"/>
-            </w:tcBorders>
-            <w:vAlign w:val="center"/>
-          </w:tcPr>
-          <w:p>
-            <w:pPr>
-              <w:spacing w:before="40" w:after="40"/>
-              <w:jc w:val="left"/>
-            </w:pPr>
-            <w:r>
-              <w:rPr>
-                <w:rFonts w:ascii="Adani" w:hAnsi="Adani"/>
-                <w:b w:val="0"/>
-                <w:sz w:val="18"/>
-                <w:u w:val="none"/>
-              </w:rPr>
-              <w:t>Additional Director</w:t>
-            </w:r>
-          </w:p>
-        </w:tc>
-        <w:tc>
-          <w:tcPr>
-            <w:tcW w:type="dxa" w:w="1020"/>
-            <w:shd w:val="clear" w:color="auto" w:fill="FFFFFF"/>
-            <w:tcBorders>
-              <w:top w:val="single" w:sz="4" w:space="0" w:color="000000"/>
-              <w:left w:val="single" w:sz="4" w:space="0" w:color="000000"/>
-              <w:bottom w:val="single" w:sz="4" w:space="0" w:color="000000"/>
-              <w:right w:val="single" w:sz="4" w:space="0" w:color="000000"/>
-            </w:tcBorders>
-            <w:vAlign w:val="center"/>
-          </w:tcPr>
-          <w:p>
-            <w:pPr>
-              <w:spacing w:before="40" w:after="40"/>
-              <w:jc w:val="left"/>
-            </w:pPr>
-            <w:r>
-              <w:rPr>
-                <w:rFonts w:ascii="Adani" w:hAnsi="Adani"/>
-                <w:b w:val="0"/>
-                <w:sz w:val="18"/>
-                <w:u w:val="none"/>
-              </w:rPr>
-              <w:t>NIL</w:t>
-            </w:r>
-          </w:p>
-        </w:tc>
-        <w:tc>
-          <w:tcPr>
-            <w:tcW w:type="dxa" w:w="1247"/>
-            <w:shd w:val="clear" w:color="auto" w:fill="FFFFFF"/>
-            <w:tcBorders>
-              <w:top w:val="single" w:sz="4" w:space="0" w:color="000000"/>
-              <w:left w:val="single" w:sz="4" w:space="0" w:color="000000"/>
-              <w:bottom w:val="single" w:sz="4" w:space="0" w:color="000000"/>
-              <w:right w:val="single" w:sz="4" w:space="0" w:color="000000"/>
-            </w:tcBorders>
-            <w:vAlign w:val="center"/>
-          </w:tcPr>
-          <w:p>
-            <w:pPr>
-              <w:spacing w:before="40" w:after="40"/>
-              <w:jc w:val="left"/>
-            </w:pPr>
-            <w:r>
-              <w:rPr>
-                <w:rFonts w:ascii="Adani" w:hAnsi="Adani"/>
-                <w:b w:val="0"/>
-                <w:sz w:val="18"/>
-                <w:u w:val="none"/>
-              </w:rPr>
-              <w:t>27/07/2024</w:t>
-            </w:r>
-          </w:p>
-        </w:tc>
-      </w:tr>
-      <w:tr>
-        <w:tc>
-          <w:tcPr>
-            <w:tcW w:type="dxa" w:w="680"/>
-            <w:shd w:val="clear" w:color="auto" w:fill="FFFFFF"/>
-            <w:tcBorders>
-              <w:top w:val="single" w:sz="4" w:space="0" w:color="000000"/>
-              <w:left w:val="single" w:sz="4" w:space="0" w:color="000000"/>
-              <w:bottom w:val="single" w:sz="4" w:space="0" w:color="000000"/>
-              <w:right w:val="single" w:sz="4" w:space="0" w:color="000000"/>
-            </w:tcBorders>
-            <w:vAlign w:val="center"/>
-          </w:tcPr>
-          <w:p>
-            <w:pPr>
-              <w:spacing w:before="40" w:after="40"/>
-              <w:jc w:val="left"/>
-            </w:pPr>
-            <w:r>
-              <w:rPr>
-                <w:rFonts w:ascii="Adani" w:hAnsi="Adani"/>
-                <w:b w:val="0"/>
-                <w:sz w:val="18"/>
-                <w:u w:val="none"/>
-              </w:rPr>
-              <w:t>3</w:t>
-            </w:r>
-          </w:p>
-        </w:tc>
-        <w:tc>
-          <w:tcPr>
-            <w:tcW w:type="dxa" w:w="3969"/>
-            <w:shd w:val="clear" w:color="auto" w:fill="FFFFFF"/>
-            <w:tcBorders>
-              <w:top w:val="single" w:sz="4" w:space="0" w:color="000000"/>
-              <w:left w:val="single" w:sz="4" w:space="0" w:color="000000"/>
-              <w:bottom w:val="single" w:sz="4" w:space="0" w:color="000000"/>
-              <w:right w:val="single" w:sz="4" w:space="0" w:color="000000"/>
-            </w:tcBorders>
-            <w:vAlign w:val="center"/>
-          </w:tcPr>
-          <w:p>
-            <w:pPr>
-              <w:spacing w:before="40" w:after="40"/>
-              <w:jc w:val="left"/>
-            </w:pPr>
-            <w:r>
-              <w:rPr>
-                <w:rFonts w:ascii="Adani" w:hAnsi="Adani"/>
-                <w:b w:val="0"/>
-                <w:sz w:val="18"/>
-                <w:u w:val="none"/>
-              </w:rPr>
-              <w:t>ADANI PORTS TECHNOLOGIES PRIVATE LIMITED</w:t>
-            </w:r>
-          </w:p>
-        </w:tc>
-        <w:tc>
-          <w:tcPr>
-            <w:tcW w:type="dxa" w:w="1814"/>
-            <w:shd w:val="clear" w:color="auto" w:fill="FFFFFF"/>
-            <w:tcBorders>
-              <w:top w:val="single" w:sz="4" w:space="0" w:color="000000"/>
-              <w:left w:val="single" w:sz="4" w:space="0" w:color="000000"/>
-              <w:bottom w:val="single" w:sz="4" w:space="0" w:color="000000"/>
-              <w:right w:val="single" w:sz="4" w:space="0" w:color="000000"/>
-            </w:tcBorders>
-            <w:vAlign w:val="center"/>
-          </w:tcPr>
-          <w:p>
-            <w:pPr>
-              <w:spacing w:before="40" w:after="40"/>
-              <w:jc w:val="left"/>
-            </w:pPr>
-            <w:r>
-              <w:rPr>
-                <w:rFonts w:ascii="Adani" w:hAnsi="Adani"/>
-                <w:b w:val="0"/>
-                <w:sz w:val="18"/>
-                <w:u w:val="none"/>
-              </w:rPr>
-              <w:t>Additional Director</w:t>
-            </w:r>
-          </w:p>
-        </w:tc>
-        <w:tc>
-          <w:tcPr>
-            <w:tcW w:type="dxa" w:w="1020"/>
-            <w:shd w:val="clear" w:color="auto" w:fill="FFFFFF"/>
-            <w:tcBorders>
-              <w:top w:val="single" w:sz="4" w:space="0" w:color="000000"/>
-              <w:left w:val="single" w:sz="4" w:space="0" w:color="000000"/>
-              <w:bottom w:val="single" w:sz="4" w:space="0" w:color="000000"/>
-              <w:right w:val="single" w:sz="4" w:space="0" w:color="000000"/>
-            </w:tcBorders>
-            <w:vAlign w:val="center"/>
-          </w:tcPr>
-          <w:p>
-            <w:pPr>
-              <w:spacing w:before="40" w:after="40"/>
-              <w:jc w:val="left"/>
-            </w:pPr>
-            <w:r>
-              <w:rPr>
-                <w:rFonts w:ascii="Adani" w:hAnsi="Adani"/>
-                <w:b w:val="0"/>
-                <w:sz w:val="18"/>
-                <w:u w:val="none"/>
-              </w:rPr>
-              <w:t>NIL</w:t>
-            </w:r>
-          </w:p>
-        </w:tc>
-        <w:tc>
-          <w:tcPr>
-            <w:tcW w:type="dxa" w:w="1247"/>
-            <w:shd w:val="clear" w:color="auto" w:fill="FFFFFF"/>
-            <w:tcBorders>
-              <w:top w:val="single" w:sz="4" w:space="0" w:color="000000"/>
-              <w:left w:val="single" w:sz="4" w:space="0" w:color="000000"/>
-              <w:bottom w:val="single" w:sz="4" w:space="0" w:color="000000"/>
-              <w:right w:val="single" w:sz="4" w:space="0" w:color="000000"/>
-            </w:tcBorders>
-            <w:vAlign w:val="center"/>
-          </w:tcPr>
-          <w:p>
-            <w:pPr>
-              <w:spacing w:before="40" w:after="40"/>
-              <w:jc w:val="left"/>
-            </w:pPr>
-            <w:r>
-              <w:rPr>
-                <w:rFonts w:ascii="Adani" w:hAnsi="Adani"/>
-                <w:b w:val="0"/>
-                <w:sz w:val="18"/>
-                <w:u w:val="none"/>
-              </w:rPr>
-              <w:t>24/07/2024</w:t>
             </w:r>
           </w:p>
         </w:tc>
@@ -1667,7 +1667,7 @@
                 <w:sz w:val="18"/>
                 <w:u w:val="none"/>
               </w:rPr>
-              <w:t>EMPEZAR ROADLINES PRIVATE LIMITED</w:t>
+              <w:t>EMPEZAR CONSULTING PRIVATE LIMITED</w:t>
             </w:r>
           </w:p>
         </w:tc>
@@ -1809,7 +1809,7 @@
                 <w:sz w:val="18"/>
                 <w:u w:val="none"/>
               </w:rPr>
-              <w:t>EMPEZAR CONSULTING PRIVATE LIMITED</w:t>
+              <w:t>EMPEZAR ROADLINES PRIVATE LIMITED</w:t>
             </w:r>
           </w:p>
         </w:tc>
@@ -2698,7 +2698,7 @@
                 <w:sz w:val="18"/>
                 <w:u w:val="none"/>
               </w:rPr>
-              <w:t>Date:   27th May, 2026</w:t>
+              <w:t>Date:   09th June, 2026</w:t>
             </w:r>
           </w:p>
         </w:tc>
@@ -3735,7 +3735,7 @@
                 <w:sz w:val="18"/>
                 <w:u w:val="none"/>
               </w:rPr>
-              <w:t>Date:   27th May, 2026</w:t>
+              <w:t>Date:   09th June, 2026</w:t>
             </w:r>
           </w:p>
         </w:tc>
@@ -3896,7 +3896,7 @@
           <w:sz w:val="20"/>
           <w:u w:val="none"/>
         </w:rPr>
-        <w:t>27th May, 2026</w:t>
+        <w:t>09th June, 2026</w:t>
       </w:r>
     </w:p>
     <w:p>
@@ -3941,7 +3941,7 @@
           <w:sz w:val="20"/>
           <w:u w:val="none"/>
         </w:rPr>
-        <w:t>ADANI NYK AUTO LOGISTICS SOLUTIONS PRIVATE LIMITED</w:t>
+        <w:t>ADANI PORTS TECHNOLOGIES PRIVATE LIMITED</w:t>
       </w:r>
     </w:p>
     <w:p>
@@ -3971,7 +3971,7 @@
           <w:sz w:val="20"/>
           <w:u w:val="none"/>
         </w:rPr>
-        <w:t>ADANI PORTS TECHNOLOGIES PRIVATE LIMITED</w:t>
+        <w:t>ADANI NYK AUTO LOGISTICS SOLUTIONS PRIVATE LIMITED</w:t>
       </w:r>
     </w:p>
     <w:p>
@@ -4076,7 +4076,7 @@
           <w:sz w:val="20"/>
           <w:u w:val="none"/>
         </w:rPr>
-        <w:t>EMPEZAR ROADLINES PRIVATE LIMITED</w:t>
+        <w:t>EMPEZAR CONSULTING PRIVATE LIMITED</w:t>
       </w:r>
     </w:p>
     <w:p>
@@ -4091,7 +4091,7 @@
           <w:sz w:val="20"/>
           <w:u w:val="none"/>
         </w:rPr>
-        <w:t>EMPEZAR CONSULTING PRIVATE LIMITED</w:t>
+        <w:t>EMPEZAR ROADLINES PRIVATE LIMITED</w:t>
       </w:r>
     </w:p>
     <w:p>
@@ -4307,7 +4307,7 @@
           <w:sz w:val="20"/>
           <w:u w:val="none"/>
         </w:rPr>
-        <w:t>ADANI NYK AUTO LOGISTICS SOLUTIONS PRIVATE LIMITED</w:t>
+        <w:t>ADANI PORTS TECHNOLOGIES PRIVATE LIMITED</w:t>
       </w:r>
     </w:p>
     <w:p>
@@ -4322,7 +4322,7 @@
           <w:sz w:val="20"/>
           <w:u w:val="none"/>
         </w:rPr>
-        <w:t>ADANI PORTS TECHNOLOGIES PRIVATE LIMITED</w:t>
+        <w:t>ADANI NYK AUTO LOGISTICS SOLUTIONS PRIVATE LIMITED</w:t>
       </w:r>
     </w:p>
     <w:p>
@@ -4397,7 +4397,7 @@
           <w:sz w:val="20"/>
           <w:u w:val="none"/>
         </w:rPr>
-        <w:t>EMPEZAR ROADLINES PRIVATE LIMITED</w:t>
+        <w:t>EMPEZAR CONSULTING PRIVATE LIMITED</w:t>
       </w:r>
     </w:p>
     <w:p>
@@ -4412,7 +4412,7 @@
           <w:sz w:val="20"/>
           <w:u w:val="none"/>
         </w:rPr>
-        <w:t>EMPEZAR CONSULTING PRIVATE LIMITED</w:t>
+        <w:t>EMPEZAR ROADLINES PRIVATE LIMITED</w:t>
       </w:r>
     </w:p>
     <w:p>
@@ -5403,6 +5403,234 @@
                 <w:sz w:val="18"/>
                 <w:u w:val="none"/>
               </w:rPr>
+              <w:t>U74110GJ2017PTC097358</w:t>
+            </w:r>
+          </w:p>
+        </w:tc>
+        <w:tc>
+          <w:tcPr>
+            <w:tcW w:type="dxa" w:w="4252"/>
+            <w:shd w:val="clear" w:color="auto" w:fill="FFFFFF"/>
+            <w:tcBorders>
+              <w:top w:val="single" w:sz="4" w:space="0" w:color="000000"/>
+              <w:left w:val="single" w:sz="4" w:space="0" w:color="000000"/>
+              <w:bottom w:val="single" w:sz="4" w:space="0" w:color="000000"/>
+              <w:right w:val="single" w:sz="4" w:space="0" w:color="000000"/>
+            </w:tcBorders>
+            <w:vAlign w:val="center"/>
+          </w:tcPr>
+          <w:p>
+            <w:pPr>
+              <w:spacing w:before="40" w:after="40"/>
+              <w:jc w:val="left"/>
+            </w:pPr>
+            <w:r>
+              <w:rPr>
+                <w:rFonts w:ascii="Adani" w:hAnsi="Adani"/>
+                <w:b w:val="0"/>
+                <w:sz w:val="18"/>
+                <w:u w:val="none"/>
+              </w:rPr>
+              <w:t>ADANI PORTS TECHNOLOGIES PRIVATE LIMITED</w:t>
+            </w:r>
+          </w:p>
+        </w:tc>
+        <w:tc>
+          <w:tcPr>
+            <w:tcW w:type="dxa" w:w="1587"/>
+            <w:shd w:val="clear" w:color="auto" w:fill="FFFFFF"/>
+            <w:tcBorders>
+              <w:top w:val="single" w:sz="4" w:space="0" w:color="000000"/>
+              <w:left w:val="single" w:sz="4" w:space="0" w:color="000000"/>
+              <w:bottom w:val="single" w:sz="4" w:space="0" w:color="000000"/>
+              <w:right w:val="single" w:sz="4" w:space="0" w:color="000000"/>
+            </w:tcBorders>
+            <w:vAlign w:val="center"/>
+          </w:tcPr>
+          <w:p>
+            <w:pPr>
+              <w:spacing w:before="40" w:after="40"/>
+              <w:jc w:val="left"/>
+            </w:pPr>
+            <w:r>
+              <w:rPr>
+                <w:rFonts w:ascii="Adani" w:hAnsi="Adani"/>
+                <w:b w:val="0"/>
+                <w:sz w:val="18"/>
+                <w:u w:val="none"/>
+              </w:rPr>
+              <w:t>Director</w:t>
+            </w:r>
+          </w:p>
+        </w:tc>
+        <w:tc>
+          <w:tcPr>
+            <w:tcW w:type="dxa" w:w="1304"/>
+            <w:shd w:val="clear" w:color="auto" w:fill="FFFFFF"/>
+            <w:tcBorders>
+              <w:top w:val="single" w:sz="4" w:space="0" w:color="000000"/>
+              <w:left w:val="single" w:sz="4" w:space="0" w:color="000000"/>
+              <w:bottom w:val="single" w:sz="4" w:space="0" w:color="000000"/>
+              <w:right w:val="single" w:sz="4" w:space="0" w:color="000000"/>
+            </w:tcBorders>
+            <w:vAlign w:val="center"/>
+          </w:tcPr>
+          <w:p>
+            <w:pPr>
+              <w:spacing w:before="40" w:after="40"/>
+              <w:jc w:val="left"/>
+            </w:pPr>
+            <w:r>
+              <w:rPr>
+                <w:rFonts w:ascii="Adani" w:hAnsi="Adani"/>
+                <w:b w:val="0"/>
+                <w:sz w:val="18"/>
+                <w:u w:val="none"/>
+              </w:rPr>
+              <w:t>20/06/2025</w:t>
+            </w:r>
+          </w:p>
+        </w:tc>
+      </w:tr>
+      <w:tr>
+        <w:tc>
+          <w:tcPr>
+            <w:tcW w:type="dxa" w:w="2268"/>
+            <w:shd w:val="clear" w:color="auto" w:fill="FFFFFF"/>
+            <w:tcBorders>
+              <w:top w:val="single" w:sz="4" w:space="0" w:color="000000"/>
+              <w:left w:val="single" w:sz="4" w:space="0" w:color="000000"/>
+              <w:bottom w:val="single" w:sz="4" w:space="0" w:color="000000"/>
+              <w:right w:val="single" w:sz="4" w:space="0" w:color="000000"/>
+            </w:tcBorders>
+            <w:vAlign w:val="center"/>
+          </w:tcPr>
+          <w:p>
+            <w:pPr>
+              <w:spacing w:before="40" w:after="40"/>
+              <w:jc w:val="left"/>
+            </w:pPr>
+            <w:r>
+              <w:rPr>
+                <w:rFonts w:ascii="Adani" w:hAnsi="Adani"/>
+                <w:b w:val="0"/>
+                <w:sz w:val="18"/>
+                <w:u w:val="none"/>
+              </w:rPr>
+              <w:t>U45201GJ2008PLC052844</w:t>
+            </w:r>
+          </w:p>
+        </w:tc>
+        <w:tc>
+          <w:tcPr>
+            <w:tcW w:type="dxa" w:w="4252"/>
+            <w:shd w:val="clear" w:color="auto" w:fill="FFFFFF"/>
+            <w:tcBorders>
+              <w:top w:val="single" w:sz="4" w:space="0" w:color="000000"/>
+              <w:left w:val="single" w:sz="4" w:space="0" w:color="000000"/>
+              <w:bottom w:val="single" w:sz="4" w:space="0" w:color="000000"/>
+              <w:right w:val="single" w:sz="4" w:space="0" w:color="000000"/>
+            </w:tcBorders>
+            <w:vAlign w:val="center"/>
+          </w:tcPr>
+          <w:p>
+            <w:pPr>
+              <w:spacing w:before="40" w:after="40"/>
+              <w:jc w:val="left"/>
+            </w:pPr>
+            <w:r>
+              <w:rPr>
+                <w:rFonts w:ascii="Adani" w:hAnsi="Adani"/>
+                <w:b w:val="0"/>
+                <w:sz w:val="18"/>
+                <w:u w:val="none"/>
+              </w:rPr>
+              <w:t>SHANKHESHWAR BUILDWELL LIMITED</w:t>
+            </w:r>
+          </w:p>
+        </w:tc>
+        <w:tc>
+          <w:tcPr>
+            <w:tcW w:type="dxa" w:w="1587"/>
+            <w:shd w:val="clear" w:color="auto" w:fill="FFFFFF"/>
+            <w:tcBorders>
+              <w:top w:val="single" w:sz="4" w:space="0" w:color="000000"/>
+              <w:left w:val="single" w:sz="4" w:space="0" w:color="000000"/>
+              <w:bottom w:val="single" w:sz="4" w:space="0" w:color="000000"/>
+              <w:right w:val="single" w:sz="4" w:space="0" w:color="000000"/>
+            </w:tcBorders>
+            <w:vAlign w:val="center"/>
+          </w:tcPr>
+          <w:p>
+            <w:pPr>
+              <w:spacing w:before="40" w:after="40"/>
+              <w:jc w:val="left"/>
+            </w:pPr>
+            <w:r>
+              <w:rPr>
+                <w:rFonts w:ascii="Adani" w:hAnsi="Adani"/>
+                <w:b w:val="0"/>
+                <w:sz w:val="18"/>
+                <w:u w:val="none"/>
+              </w:rPr>
+              <w:t>Director</w:t>
+            </w:r>
+          </w:p>
+        </w:tc>
+        <w:tc>
+          <w:tcPr>
+            <w:tcW w:type="dxa" w:w="1304"/>
+            <w:shd w:val="clear" w:color="auto" w:fill="FFFFFF"/>
+            <w:tcBorders>
+              <w:top w:val="single" w:sz="4" w:space="0" w:color="000000"/>
+              <w:left w:val="single" w:sz="4" w:space="0" w:color="000000"/>
+              <w:bottom w:val="single" w:sz="4" w:space="0" w:color="000000"/>
+              <w:right w:val="single" w:sz="4" w:space="0" w:color="000000"/>
+            </w:tcBorders>
+            <w:vAlign w:val="center"/>
+          </w:tcPr>
+          <w:p>
+            <w:pPr>
+              <w:spacing w:before="40" w:after="40"/>
+              <w:jc w:val="left"/>
+            </w:pPr>
+            <w:r>
+              <w:rPr>
+                <w:rFonts w:ascii="Adani" w:hAnsi="Adani"/>
+                <w:b w:val="0"/>
+                <w:sz w:val="18"/>
+                <w:u w:val="none"/>
+              </w:rPr>
+              <w:t>20/06/2025</w:t>
+            </w:r>
+          </w:p>
+        </w:tc>
+      </w:tr>
+      <w:tr>
+        <w:tc>
+          <w:tcPr>
+            <w:tcW w:type="dxa" w:w="2268"/>
+            <w:shd w:val="clear" w:color="auto" w:fill="FFFFFF"/>
+            <w:tcBorders>
+              <w:top w:val="single" w:sz="4" w:space="0" w:color="000000"/>
+              <w:left w:val="single" w:sz="4" w:space="0" w:color="000000"/>
+              <w:bottom w:val="single" w:sz="4" w:space="0" w:color="000000"/>
+              <w:right w:val="single" w:sz="4" w:space="0" w:color="000000"/>
+            </w:tcBorders>
+            <w:vAlign w:val="center"/>
+          </w:tcPr>
+          <w:p>
+            <w:pPr>
+              <w:spacing w:before="40" w:after="40"/>
+              <w:jc w:val="left"/>
+            </w:pPr>
+            <w:r>
+              <w:rPr>
+                <w:rFonts w:ascii="Adani" w:hAnsi="Adani"/>
+                <w:b w:val="0"/>
+                <w:sz w:val="18"/>
+                <w:u w:val="none"/>
+              </w:rPr>
               <w:t>U60221GJ2018PTC104101</w:t>
             </w:r>
           </w:p>
@@ -5488,234 +5716,6 @@
                 <w:u w:val="none"/>
               </w:rPr>
               <w:t>25/10/2024</w:t>
-            </w:r>
-          </w:p>
-        </w:tc>
-      </w:tr>
-      <w:tr>
-        <w:tc>
-          <w:tcPr>
-            <w:tcW w:type="dxa" w:w="2268"/>
-            <w:shd w:val="clear" w:color="auto" w:fill="FFFFFF"/>
-            <w:tcBorders>
-              <w:top w:val="single" w:sz="4" w:space="0" w:color="000000"/>
-              <w:left w:val="single" w:sz="4" w:space="0" w:color="000000"/>
-              <w:bottom w:val="single" w:sz="4" w:space="0" w:color="000000"/>
-              <w:right w:val="single" w:sz="4" w:space="0" w:color="000000"/>
-            </w:tcBorders>
-            <w:vAlign w:val="center"/>
-          </w:tcPr>
-          <w:p>
-            <w:pPr>
-              <w:spacing w:before="40" w:after="40"/>
-              <w:jc w:val="left"/>
-            </w:pPr>
-            <w:r>
-              <w:rPr>
-                <w:rFonts w:ascii="Adani" w:hAnsi="Adani"/>
-                <w:b w:val="0"/>
-                <w:sz w:val="18"/>
-                <w:u w:val="none"/>
-              </w:rPr>
-              <w:t>U45201GJ2008PLC052844</w:t>
-            </w:r>
-          </w:p>
-        </w:tc>
-        <w:tc>
-          <w:tcPr>
-            <w:tcW w:type="dxa" w:w="4252"/>
-            <w:shd w:val="clear" w:color="auto" w:fill="FFFFFF"/>
-            <w:tcBorders>
-              <w:top w:val="single" w:sz="4" w:space="0" w:color="000000"/>
-              <w:left w:val="single" w:sz="4" w:space="0" w:color="000000"/>
-              <w:bottom w:val="single" w:sz="4" w:space="0" w:color="000000"/>
-              <w:right w:val="single" w:sz="4" w:space="0" w:color="000000"/>
-            </w:tcBorders>
-            <w:vAlign w:val="center"/>
-          </w:tcPr>
-          <w:p>
-            <w:pPr>
-              <w:spacing w:before="40" w:after="40"/>
-              <w:jc w:val="left"/>
-            </w:pPr>
-            <w:r>
-              <w:rPr>
-                <w:rFonts w:ascii="Adani" w:hAnsi="Adani"/>
-                <w:b w:val="0"/>
-                <w:sz w:val="18"/>
-                <w:u w:val="none"/>
-              </w:rPr>
-              <w:t>SHANKHESHWAR BUILDWELL LIMITED</w:t>
-            </w:r>
-          </w:p>
-        </w:tc>
-        <w:tc>
-          <w:tcPr>
-            <w:tcW w:type="dxa" w:w="1587"/>
-            <w:shd w:val="clear" w:color="auto" w:fill="FFFFFF"/>
-            <w:tcBorders>
-              <w:top w:val="single" w:sz="4" w:space="0" w:color="000000"/>
-              <w:left w:val="single" w:sz="4" w:space="0" w:color="000000"/>
-              <w:bottom w:val="single" w:sz="4" w:space="0" w:color="000000"/>
-              <w:right w:val="single" w:sz="4" w:space="0" w:color="000000"/>
-            </w:tcBorders>
-            <w:vAlign w:val="center"/>
-          </w:tcPr>
-          <w:p>
-            <w:pPr>
-              <w:spacing w:before="40" w:after="40"/>
-              <w:jc w:val="left"/>
-            </w:pPr>
-            <w:r>
-              <w:rPr>
-                <w:rFonts w:ascii="Adani" w:hAnsi="Adani"/>
-                <w:b w:val="0"/>
-                <w:sz w:val="18"/>
-                <w:u w:val="none"/>
-              </w:rPr>
-              <w:t>Additional Director</w:t>
-            </w:r>
-          </w:p>
-        </w:tc>
-        <w:tc>
-          <w:tcPr>
-            <w:tcW w:type="dxa" w:w="1304"/>
-            <w:shd w:val="clear" w:color="auto" w:fill="FFFFFF"/>
-            <w:tcBorders>
-              <w:top w:val="single" w:sz="4" w:space="0" w:color="000000"/>
-              <w:left w:val="single" w:sz="4" w:space="0" w:color="000000"/>
-              <w:bottom w:val="single" w:sz="4" w:space="0" w:color="000000"/>
-              <w:right w:val="single" w:sz="4" w:space="0" w:color="000000"/>
-            </w:tcBorders>
-            <w:vAlign w:val="center"/>
-          </w:tcPr>
-          <w:p>
-            <w:pPr>
-              <w:spacing w:before="40" w:after="40"/>
-              <w:jc w:val="left"/>
-            </w:pPr>
-            <w:r>
-              <w:rPr>
-                <w:rFonts w:ascii="Adani" w:hAnsi="Adani"/>
-                <w:b w:val="0"/>
-                <w:sz w:val="18"/>
-                <w:u w:val="none"/>
-              </w:rPr>
-              <w:t>27/07/2024</w:t>
-            </w:r>
-          </w:p>
-        </w:tc>
-      </w:tr>
-      <w:tr>
-        <w:tc>
-          <w:tcPr>
-            <w:tcW w:type="dxa" w:w="2268"/>
-            <w:shd w:val="clear" w:color="auto" w:fill="FFFFFF"/>
-            <w:tcBorders>
-              <w:top w:val="single" w:sz="4" w:space="0" w:color="000000"/>
-              <w:left w:val="single" w:sz="4" w:space="0" w:color="000000"/>
-              <w:bottom w:val="single" w:sz="4" w:space="0" w:color="000000"/>
-              <w:right w:val="single" w:sz="4" w:space="0" w:color="000000"/>
-            </w:tcBorders>
-            <w:vAlign w:val="center"/>
-          </w:tcPr>
-          <w:p>
-            <w:pPr>
-              <w:spacing w:before="40" w:after="40"/>
-              <w:jc w:val="left"/>
-            </w:pPr>
-            <w:r>
-              <w:rPr>
-                <w:rFonts w:ascii="Adani" w:hAnsi="Adani"/>
-                <w:b w:val="0"/>
-                <w:sz w:val="18"/>
-                <w:u w:val="none"/>
-              </w:rPr>
-              <w:t>U74110GJ2017PTC097358</w:t>
-            </w:r>
-          </w:p>
-        </w:tc>
-        <w:tc>
-          <w:tcPr>
-            <w:tcW w:type="dxa" w:w="4252"/>
-            <w:shd w:val="clear" w:color="auto" w:fill="FFFFFF"/>
-            <w:tcBorders>
-              <w:top w:val="single" w:sz="4" w:space="0" w:color="000000"/>
-              <w:left w:val="single" w:sz="4" w:space="0" w:color="000000"/>
-              <w:bottom w:val="single" w:sz="4" w:space="0" w:color="000000"/>
-              <w:right w:val="single" w:sz="4" w:space="0" w:color="000000"/>
-            </w:tcBorders>
-            <w:vAlign w:val="center"/>
-          </w:tcPr>
-          <w:p>
-            <w:pPr>
-              <w:spacing w:before="40" w:after="40"/>
-              <w:jc w:val="left"/>
-            </w:pPr>
-            <w:r>
-              <w:rPr>
-                <w:rFonts w:ascii="Adani" w:hAnsi="Adani"/>
-                <w:b w:val="0"/>
-                <w:sz w:val="18"/>
-                <w:u w:val="none"/>
-              </w:rPr>
-              <w:t>ADANI PORTS TECHNOLOGIES PRIVATE LIMITED</w:t>
-            </w:r>
-          </w:p>
-        </w:tc>
-        <w:tc>
-          <w:tcPr>
-            <w:tcW w:type="dxa" w:w="1587"/>
-            <w:shd w:val="clear" w:color="auto" w:fill="FFFFFF"/>
-            <w:tcBorders>
-              <w:top w:val="single" w:sz="4" w:space="0" w:color="000000"/>
-              <w:left w:val="single" w:sz="4" w:space="0" w:color="000000"/>
-              <w:bottom w:val="single" w:sz="4" w:space="0" w:color="000000"/>
-              <w:right w:val="single" w:sz="4" w:space="0" w:color="000000"/>
-            </w:tcBorders>
-            <w:vAlign w:val="center"/>
-          </w:tcPr>
-          <w:p>
-            <w:pPr>
-              <w:spacing w:before="40" w:after="40"/>
-              <w:jc w:val="left"/>
-            </w:pPr>
-            <w:r>
-              <w:rPr>
-                <w:rFonts w:ascii="Adani" w:hAnsi="Adani"/>
-                <w:b w:val="0"/>
-                <w:sz w:val="18"/>
-                <w:u w:val="none"/>
-              </w:rPr>
-              <w:t>Additional Director</w:t>
-            </w:r>
-          </w:p>
-        </w:tc>
-        <w:tc>
-          <w:tcPr>
-            <w:tcW w:type="dxa" w:w="1304"/>
-            <w:shd w:val="clear" w:color="auto" w:fill="FFFFFF"/>
-            <w:tcBorders>
-              <w:top w:val="single" w:sz="4" w:space="0" w:color="000000"/>
-              <w:left w:val="single" w:sz="4" w:space="0" w:color="000000"/>
-              <w:bottom w:val="single" w:sz="4" w:space="0" w:color="000000"/>
-              <w:right w:val="single" w:sz="4" w:space="0" w:color="000000"/>
-            </w:tcBorders>
-            <w:vAlign w:val="center"/>
-          </w:tcPr>
-          <w:p>
-            <w:pPr>
-              <w:spacing w:before="40" w:after="40"/>
-              <w:jc w:val="left"/>
-            </w:pPr>
-            <w:r>
-              <w:rPr>
-                <w:rFonts w:ascii="Adani" w:hAnsi="Adani"/>
-                <w:b w:val="0"/>
-                <w:sz w:val="18"/>
-                <w:u w:val="none"/>
-              </w:rPr>
-              <w:t>24/07/2024</w:t>
             </w:r>
           </w:p>
         </w:tc>
@@ -6429,7 +6429,7 @@
                 <w:sz w:val="18"/>
                 <w:u w:val="none"/>
               </w:rPr>
-              <w:t>U60200GJ2017PTC096974</w:t>
+              <w:t>U74999GJ2017PTC096972</w:t>
             </w:r>
           </w:p>
         </w:tc>
@@ -6457,7 +6457,7 @@
                 <w:sz w:val="18"/>
                 <w:u w:val="none"/>
               </w:rPr>
-              <w:t>EMPEZAR ROADLINES PRIVATE LIMITED</w:t>
+              <w:t>EMPEZAR CONSULTING PRIVATE LIMITED</w:t>
             </w:r>
           </w:p>
         </w:tc>
@@ -6543,7 +6543,7 @@
                 <w:sz w:val="18"/>
                 <w:u w:val="none"/>
               </w:rPr>
-              <w:t>U74999GJ2017PTC096972</w:t>
+              <w:t>U60200GJ2017PTC096974</w:t>
             </w:r>
           </w:p>
         </w:tc>
@@ -6571,7 +6571,7 @@
                 <w:sz w:val="18"/>
                 <w:u w:val="none"/>
               </w:rPr>
-              <w:t>EMPEZAR CONSULTING PRIVATE LIMITED</w:t>
+              <w:t>EMPEZAR ROADLINES PRIVATE LIMITED</w:t>
             </w:r>
           </w:p>
         </w:tc>
